--- a/System_Administration/Linux/Week_13_Linux_Projects_Network_Configuration.docx
+++ b/System_Administration/Linux/Week_13_Linux_Projects_Network_Configuration.docx
@@ -1,12 +1,12 @@
 
 <file path=word/document.xml><?xml version="1.0" encoding="utf-8"?>
-<w:document xmlns:wpc="http://schemas.microsoft.com/office/word/2010/wordprocessingCanvas" xmlns:cx="http://schemas.microsoft.com/office/drawing/2014/chartex" xmlns:cx1="http://schemas.microsoft.com/office/drawing/2015/9/8/chartex" xmlns:cx2="http://schemas.microsoft.com/office/drawing/2015/10/21/chartex" xmlns:cx3="http://schemas.microsoft.com/office/drawing/2016/5/9/chartex" xmlns:cx4="http://schemas.microsoft.com/office/drawing/2016/5/10/chartex" xmlns:cx5="http://schemas.microsoft.com/office/drawing/2016/5/11/chartex" xmlns:cx6="http://schemas.microsoft.com/office/drawing/2016/5/12/chartex" xmlns:cx7="http://schemas.microsoft.com/office/drawing/2016/5/13/chartex" xmlns:cx8="http://schemas.microsoft.com/office/drawing/2016/5/14/chartex" xmlns:mc="http://schemas.openxmlformats.org/markup-compatibility/2006" xmlns:aink="http://schemas.microsoft.com/office/drawing/2016/ink" xmlns:am3d="http://schemas.microsoft.com/office/drawing/2017/model3d" xmlns:o="urn:schemas-microsoft-com:office:office" xmlns:oel="http://schemas.microsoft.com/office/2019/extlst" xmlns:r="http://schemas.openxmlformats.org/officeDocument/2006/relationships" xmlns:m="http://schemas.openxmlformats.org/officeDocument/2006/math" xmlns:v="urn:schemas-microsoft-com:vml" xmlns:wp14="http://schemas.microsoft.com/office/word/2010/wordprocessingDrawing" xmlns:wp="http://schemas.openxmlformats.org/drawingml/2006/wordprocessingDrawing" xmlns:w10="urn:schemas-microsoft-com:office:word" xmlns:w="http://schemas.openxmlformats.org/wordprocessingml/2006/main" xmlns:w14="http://schemas.microsoft.com/office/word/2010/wordml" xmlns:w15="http://schemas.microsoft.com/office/word/2012/wordml" xmlns:w16cex="http://schemas.microsoft.com/office/word/2018/wordml/cex" xmlns:w16cid="http://schemas.microsoft.com/office/word/2016/wordml/cid" xmlns:w16="http://schemas.microsoft.com/office/word/2018/wordml" xmlns:w16du="http://schemas.microsoft.com/office/word/2023/wordml/word16du" xmlns:w16sdtdh="http://schemas.microsoft.com/office/word/2020/wordml/sdtdatahash" xmlns:w16se="http://schemas.microsoft.com/office/word/2015/wordml/symex" xmlns:wpg="http://schemas.microsoft.com/office/word/2010/wordprocessingGroup" xmlns:wpi="http://schemas.microsoft.com/office/word/2010/wordprocessingInk" xmlns:wne="http://schemas.microsoft.com/office/word/2006/wordml" xmlns:wps="http://schemas.microsoft.com/office/word/2010/wordprocessingShape" mc:Ignorable="w14 w15 w16se w16cid w16 w16cex w16sdtdh w16du wp14">
+<w:document xmlns:wpc="http://schemas.microsoft.com/office/word/2010/wordprocessingCanvas" xmlns:cx="http://schemas.microsoft.com/office/drawing/2014/chartex" xmlns:cx1="http://schemas.microsoft.com/office/drawing/2015/9/8/chartex" xmlns:cx2="http://schemas.microsoft.com/office/drawing/2015/10/21/chartex" xmlns:cx3="http://schemas.microsoft.com/office/drawing/2016/5/9/chartex" xmlns:cx4="http://schemas.microsoft.com/office/drawing/2016/5/10/chartex" xmlns:cx5="http://schemas.microsoft.com/office/drawing/2016/5/11/chartex" xmlns:cx6="http://schemas.microsoft.com/office/drawing/2016/5/12/chartex" xmlns:cx7="http://schemas.microsoft.com/office/drawing/2016/5/13/chartex" xmlns:cx8="http://schemas.microsoft.com/office/drawing/2016/5/14/chartex" xmlns:mc="http://schemas.openxmlformats.org/markup-compatibility/2006" xmlns:aink="http://schemas.microsoft.com/office/drawing/2016/ink" xmlns:am3d="http://schemas.microsoft.com/office/drawing/2017/model3d" xmlns:o="urn:schemas-microsoft-com:office:office" xmlns:oel="http://schemas.microsoft.com/office/2019/extlst" xmlns:r="http://schemas.openxmlformats.org/officeDocument/2006/relationships" xmlns:m="http://schemas.openxmlformats.org/officeDocument/2006/math" xmlns:v="urn:schemas-microsoft-com:vml" xmlns:wp14="http://schemas.microsoft.com/office/word/2010/wordprocessingDrawing" xmlns:wp="http://schemas.openxmlformats.org/drawingml/2006/wordprocessingDrawing" xmlns:w10="urn:schemas-microsoft-com:office:word" xmlns:w="http://schemas.openxmlformats.org/wordprocessingml/2006/main" xmlns:w14="http://schemas.microsoft.com/office/word/2010/wordml" xmlns:w15="http://schemas.microsoft.com/office/word/2012/wordml" xmlns:w16cex="http://schemas.microsoft.com/office/word/2018/wordml/cex" xmlns:w16cid="http://schemas.microsoft.com/office/word/2016/wordml/cid" xmlns:w16="http://schemas.microsoft.com/office/word/2018/wordml" xmlns:w16du="http://schemas.microsoft.com/office/word/2023/wordml/word16du" xmlns:w16sdtdh="http://schemas.microsoft.com/office/word/2020/wordml/sdtdatahash" xmlns:w16sdtfl="http://schemas.microsoft.com/office/word/2024/wordml/sdtformatlock" xmlns:w16se="http://schemas.microsoft.com/office/word/2015/wordml/symex" xmlns:wpg="http://schemas.microsoft.com/office/word/2010/wordprocessingGroup" xmlns:wpi="http://schemas.microsoft.com/office/word/2010/wordprocessingInk" xmlns:wne="http://schemas.microsoft.com/office/word/2006/wordml" xmlns:wps="http://schemas.microsoft.com/office/word/2010/wordprocessingShape" mc:Ignorable="w14 w15 w16se w16cid w16 w16cex w16sdtdh w16sdtfl w16du wp14">
   <w:body>
     <w:p>
       <w:pPr>
         <w:pStyle w:val="Heading1"/>
       </w:pPr>
-      <w:bookmarkStart w:id="0" w:name="_Toc182295120"/>
+      <w:bookmarkStart w:id="0" w:name="_Toc214412115"/>
       <w:r>
         <w:t xml:space="preserve">Week </w:t>
       </w:r>
@@ -94,7 +94,7 @@
           <w:r>
             <w:fldChar w:fldCharType="separate"/>
           </w:r>
-          <w:hyperlink w:anchor="_Toc182295120" w:history="1">
+          <w:hyperlink w:anchor="_Toc214412115" w:history="1">
             <w:r>
               <w:rPr>
                 <w:rStyle w:val="Hyperlink"/>
@@ -121,7 +121,7 @@
                 <w:noProof/>
                 <w:webHidden/>
               </w:rPr>
-              <w:instrText xml:space="preserve"> PAGEREF _Toc182295120 \h </w:instrText>
+              <w:instrText xml:space="preserve"> PAGEREF _Toc214412115 \h </w:instrText>
             </w:r>
             <w:r>
               <w:rPr>
@@ -166,7 +166,7 @@
               <w14:ligatures w14:val="standardContextual"/>
             </w:rPr>
           </w:pPr>
-          <w:hyperlink w:anchor="_Toc182295121" w:history="1">
+          <w:hyperlink w:anchor="_Toc214412116" w:history="1">
             <w:r>
               <w:rPr>
                 <w:rStyle w:val="Hyperlink"/>
@@ -193,7 +193,7 @@
                 <w:noProof/>
                 <w:webHidden/>
               </w:rPr>
-              <w:instrText xml:space="preserve"> PAGEREF _Toc182295121 \h </w:instrText>
+              <w:instrText xml:space="preserve"> PAGEREF _Toc214412116 \h </w:instrText>
             </w:r>
             <w:r>
               <w:rPr>
@@ -238,7 +238,7 @@
               <w14:ligatures w14:val="standardContextual"/>
             </w:rPr>
           </w:pPr>
-          <w:hyperlink w:anchor="_Toc182295122" w:history="1">
+          <w:hyperlink w:anchor="_Toc214412117" w:history="1">
             <w:r>
               <w:rPr>
                 <w:rStyle w:val="Hyperlink"/>
@@ -265,7 +265,7 @@
                 <w:noProof/>
                 <w:webHidden/>
               </w:rPr>
-              <w:instrText xml:space="preserve"> PAGEREF _Toc182295122 \h </w:instrText>
+              <w:instrText xml:space="preserve"> PAGEREF _Toc214412117 \h </w:instrText>
             </w:r>
             <w:r>
               <w:rPr>
@@ -310,7 +310,7 @@
               <w14:ligatures w14:val="standardContextual"/>
             </w:rPr>
           </w:pPr>
-          <w:hyperlink w:anchor="_Toc182295123" w:history="1">
+          <w:hyperlink w:anchor="_Toc214412118" w:history="1">
             <w:r>
               <w:rPr>
                 <w:rStyle w:val="Hyperlink"/>
@@ -337,7 +337,7 @@
                 <w:noProof/>
                 <w:webHidden/>
               </w:rPr>
-              <w:instrText xml:space="preserve"> PAGEREF _Toc182295123 \h </w:instrText>
+              <w:instrText xml:space="preserve"> PAGEREF _Toc214412118 \h </w:instrText>
             </w:r>
             <w:r>
               <w:rPr>
@@ -357,7 +357,7 @@
                 <w:noProof/>
                 <w:webHidden/>
               </w:rPr>
-              <w:t>3</w:t>
+              <w:t>2</w:t>
             </w:r>
             <w:r>
               <w:rPr>
@@ -369,6 +369,12 @@
           </w:hyperlink>
         </w:p>
         <w:p>
+          <w:pPr>
+            <w:rPr>
+              <w:bCs/>
+              <w:noProof/>
+            </w:rPr>
+          </w:pPr>
           <w:r>
             <w:rPr>
               <w:b/>
@@ -380,140 +386,12 @@
         </w:p>
       </w:sdtContent>
     </w:sdt>
+    <w:bookmarkStart w:id="1" w:name="_Toc124325873" w:displacedByCustomXml="prev"/>
     <w:p>
-      <w:r>
-        <w:rPr>
-          <w:b/>
-        </w:rPr>
-        <w:t>How to Create Screenshots:</w:t>
-      </w:r>
-      <w:r>
-        <w:t xml:space="preserve"> Please use the Windows Snip and Sketch Tool or the Snipping Tool. Paste a screenshot of just the program you are working on. If you are snipping a virtual machine, make sure your focus is outside the virtual machine before you snip.</w:t>
-      </w:r>
-      <w:r>
-        <w:t xml:space="preserve"> </w:t>
-      </w:r>
-    </w:p>
-    <w:p>
-      <w:pPr>
-        <w:pStyle w:val="ListParagraph"/>
-        <w:numPr>
-          <w:ilvl w:val="0"/>
-          <w:numId w:val="5"/>
-        </w:numPr>
-        <w:spacing w:line="288" w:lineRule="auto"/>
-      </w:pPr>
-      <w:r>
-        <w:t xml:space="preserve">Press and hold down the </w:t>
-      </w:r>
-      <w:r>
-        <w:rPr>
-          <w:b/>
-        </w:rPr>
-        <w:t>Windows key</w:t>
-      </w:r>
-      <w:r>
-        <w:rPr>
-          <w:b/>
-        </w:rPr>
-        <w:t xml:space="preserve"> </w:t>
-      </w:r>
-      <w:r>
-        <w:t xml:space="preserve">&amp; </w:t>
-      </w:r>
-      <w:r>
-        <w:rPr>
-          <w:b/>
-        </w:rPr>
-        <w:t>Shift</w:t>
-      </w:r>
-      <w:r>
-        <w:t xml:space="preserve">, then type </w:t>
-      </w:r>
-      <w:r>
-        <w:rPr>
-          <w:b/>
-        </w:rPr>
-        <w:t>S</w:t>
-      </w:r>
-      <w:r>
-        <w:rPr>
-          <w:b/>
-        </w:rPr>
-        <w:t xml:space="preserve">. </w:t>
-      </w:r>
-      <w:r>
-        <w:t>This brings up the on-screen snipping</w:t>
-      </w:r>
-      <w:r>
-        <w:t xml:space="preserve"> tool.</w:t>
-      </w:r>
-    </w:p>
-    <w:p>
-      <w:pPr>
-        <w:pStyle w:val="ListParagraph"/>
-        <w:numPr>
-          <w:ilvl w:val="0"/>
-          <w:numId w:val="5"/>
-        </w:numPr>
-        <w:spacing w:line="288" w:lineRule="auto"/>
-      </w:pPr>
-      <w:r>
-        <w:t>Click and Drag your mouse around whatever you want to snip.</w:t>
-      </w:r>
-    </w:p>
-    <w:p>
-      <w:pPr>
-        <w:pStyle w:val="ListParagraph"/>
-        <w:numPr>
-          <w:ilvl w:val="0"/>
-          <w:numId w:val="5"/>
-        </w:numPr>
-        <w:spacing w:line="288" w:lineRule="auto"/>
-      </w:pPr>
-      <w:r>
-        <w:t>Release the mouse button. This places the snip into the Windows Clipboard.</w:t>
-      </w:r>
-    </w:p>
-    <w:p>
-      <w:pPr>
-        <w:pStyle w:val="ListParagraph"/>
-        <w:numPr>
-          <w:ilvl w:val="0"/>
-          <w:numId w:val="5"/>
-        </w:numPr>
-      </w:pPr>
-      <w:r>
-        <w:t xml:space="preserve">Go into Word or wherever you want to paste the snip. Hold down </w:t>
-      </w:r>
-      <w:r>
-        <w:rPr>
-          <w:b/>
-        </w:rPr>
-        <w:t>CTRL</w:t>
-      </w:r>
-      <w:r>
-        <w:t>, then type</w:t>
-      </w:r>
-      <w:r>
-        <w:t xml:space="preserve"> </w:t>
-      </w:r>
-      <w:r>
-        <w:rPr>
-          <w:b/>
-        </w:rPr>
-        <w:t>V</w:t>
-      </w:r>
-      <w:r>
-        <w:t xml:space="preserve"> to paste the snip.</w:t>
-      </w:r>
-    </w:p>
-    <w:p>
       <w:pPr>
         <w:pStyle w:val="Heading2"/>
       </w:pPr>
-      <w:bookmarkStart w:id="1" w:name="_Toc124325873"/>
-      <w:bookmarkStart w:id="2" w:name="_Toc182295121"/>
+      <w:bookmarkStart w:id="2" w:name="_Toc214412116"/>
       <w:r>
         <w:t xml:space="preserve">Update </w:t>
       </w:r>
@@ -547,34 +425,16 @@
             <w:pPr>
               <w:pStyle w:val="Code"/>
             </w:pPr>
-            <w:proofErr w:type="spellStart"/>
             <w:r>
-              <w:t>sudo</w:t>
-            </w:r>
-            <w:proofErr w:type="spellEnd"/>
-            <w:r>
-              <w:t xml:space="preserve"> apt update</w:t>
+              <w:t>sudo apt update</w:t>
             </w:r>
           </w:p>
           <w:p>
             <w:pPr>
               <w:pStyle w:val="Code"/>
             </w:pPr>
-            <w:proofErr w:type="spellStart"/>
             <w:r>
-              <w:t>sudo</w:t>
-            </w:r>
-            <w:proofErr w:type="spellEnd"/>
-            <w:r>
-              <w:t xml:space="preserve"> apt </w:t>
-            </w:r>
-            <w:proofErr w:type="spellStart"/>
-            <w:r>
-              <w:t>dist</w:t>
-            </w:r>
-            <w:proofErr w:type="spellEnd"/>
-            <w:r>
-              <w:t>-upgrade -y</w:t>
+              <w:t>sudo apt dist-upgrade -y</w:t>
             </w:r>
           </w:p>
         </w:tc>
@@ -584,7 +444,7 @@
       <w:pPr>
         <w:pStyle w:val="Heading1"/>
       </w:pPr>
-      <w:bookmarkStart w:id="3" w:name="_Toc182295122"/>
+      <w:bookmarkStart w:id="3" w:name="_Toc214412117"/>
       <w:r>
         <w:t>Project 12-1</w:t>
       </w:r>
@@ -608,6 +468,18 @@
       </w:r>
       <w:r>
         <w:t>20 minutes</w:t>
+      </w:r>
+    </w:p>
+    <w:p>
+      <w:r>
+        <w:rPr>
+          <w:b/>
+          <w:bCs/>
+        </w:rPr>
+        <w:t>NOTE:</w:t>
+      </w:r>
+      <w:r>
+        <w:t xml:space="preserve"> Make sure your VM is connected to the Bridged Adapter.</w:t>
       </w:r>
     </w:p>
     <w:p>
@@ -662,21 +534,12 @@
       <w:r>
         <w:t xml:space="preserve">ype </w:t>
       </w:r>
-      <w:proofErr w:type="spellStart"/>
       <w:r>
         <w:rPr>
           <w:b/>
           <w:bCs/>
         </w:rPr>
-        <w:t>nmcli</w:t>
-      </w:r>
-      <w:proofErr w:type="spellEnd"/>
-      <w:r>
-        <w:rPr>
-          <w:b/>
-          <w:bCs/>
-        </w:rPr>
-        <w:t xml:space="preserve"> connection show</w:t>
+        <w:t>nmcli connection show</w:t>
       </w:r>
       <w:r>
         <w:t xml:space="preserve"> </w:t>
@@ -710,13 +573,11 @@
         </w:numPr>
       </w:pPr>
       <w:r>
-        <w:lastRenderedPageBreak/>
         <w:t>T</w:t>
       </w:r>
       <w:r>
         <w:t xml:space="preserve">ype </w:t>
       </w:r>
-      <w:proofErr w:type="spellStart"/>
       <w:r>
         <w:rPr>
           <w:b/>
@@ -729,15 +590,7 @@
           <w:b/>
           <w:bCs/>
         </w:rPr>
-        <w:t>p</w:t>
-      </w:r>
-      <w:proofErr w:type="spellEnd"/>
-      <w:r>
-        <w:rPr>
-          <w:b/>
-          <w:bCs/>
-        </w:rPr>
-        <w:t xml:space="preserve"> a</w:t>
+        <w:t>p a</w:t>
       </w:r>
       <w:r>
         <w:t xml:space="preserve"> </w:t>
@@ -827,21 +680,12 @@
       <w:r>
         <w:t xml:space="preserve"> </w:t>
       </w:r>
-      <w:proofErr w:type="spellStart"/>
       <w:r>
         <w:rPr>
           <w:b/>
           <w:bCs/>
         </w:rPr>
-        <w:t>ip</w:t>
-      </w:r>
-      <w:proofErr w:type="spellEnd"/>
-      <w:r>
-        <w:rPr>
-          <w:b/>
-          <w:bCs/>
-        </w:rPr>
-        <w:t xml:space="preserve"> r</w:t>
+        <w:t>ip r</w:t>
       </w:r>
       <w:r>
         <w:t xml:space="preserve"> </w:t>
@@ -864,6 +708,11 @@
         </w:placeholder>
         <w:showingPlcHdr/>
       </w:sdtPr>
+      <w:sdtEndPr>
+        <w:rPr>
+          <w:rStyle w:val="Red"/>
+        </w:rPr>
+      </w:sdtEndPr>
       <w:sdtContent>
         <w:p>
           <w:pPr>
@@ -891,6 +740,7 @@
         </w:numPr>
       </w:pPr>
       <w:r>
+        <w:lastRenderedPageBreak/>
         <w:t xml:space="preserve">In the GUI </w:t>
       </w:r>
       <w:r>
@@ -1200,17 +1050,8 @@
           <w:b/>
           <w:bCs/>
         </w:rPr>
-        <w:t>netstat -</w:t>
-      </w:r>
-      <w:proofErr w:type="spellStart"/>
-      <w:r>
-        <w:rPr>
-          <w:b/>
-          <w:bCs/>
-        </w:rPr>
-        <w:t>i</w:t>
-      </w:r>
-      <w:proofErr w:type="spellEnd"/>
+        <w:t>netstat -i</w:t>
+      </w:r>
       <w:r>
         <w:t xml:space="preserve"> and press </w:t>
       </w:r>
@@ -1349,7 +1190,6 @@
         </w:numPr>
       </w:pPr>
       <w:r>
-        <w:lastRenderedPageBreak/>
         <w:t>Reboot your VM.</w:t>
       </w:r>
     </w:p>
@@ -1357,7 +1197,7 @@
       <w:pPr>
         <w:pStyle w:val="Heading1"/>
       </w:pPr>
-      <w:bookmarkStart w:id="4" w:name="_Toc182295123"/>
+      <w:bookmarkStart w:id="4" w:name="_Toc214412118"/>
       <w:r>
         <w:t>Project 12-2</w:t>
       </w:r>
@@ -1400,6 +1240,7 @@
         </w:numPr>
       </w:pPr>
       <w:r>
+        <w:lastRenderedPageBreak/>
         <w:t>T</w:t>
       </w:r>
       <w:r>
@@ -1490,23 +1331,7 @@
           <w:b/>
           <w:bCs/>
         </w:rPr>
-        <w:t>cat /</w:t>
-      </w:r>
-      <w:proofErr w:type="spellStart"/>
-      <w:r>
-        <w:rPr>
-          <w:b/>
-          <w:bCs/>
-        </w:rPr>
-        <w:t>etc</w:t>
-      </w:r>
-      <w:proofErr w:type="spellEnd"/>
-      <w:r>
-        <w:rPr>
-          <w:b/>
-          <w:bCs/>
-        </w:rPr>
-        <w:t>/hostname</w:t>
+        <w:t>cat /etc/hostname</w:t>
       </w:r>
       <w:r>
         <w:t xml:space="preserve"> and press </w:t>
@@ -1586,33 +1411,8 @@
           <w:b/>
           <w:bCs/>
         </w:rPr>
-        <w:t>cat /</w:t>
-      </w:r>
-      <w:proofErr w:type="spellStart"/>
-      <w:r>
-        <w:rPr>
-          <w:b/>
-          <w:bCs/>
-        </w:rPr>
-        <w:t>etc</w:t>
-      </w:r>
-      <w:proofErr w:type="spellEnd"/>
-      <w:r>
-        <w:rPr>
-          <w:b/>
-          <w:bCs/>
-        </w:rPr>
-        <w:t>/</w:t>
-      </w:r>
-      <w:proofErr w:type="spellStart"/>
-      <w:r>
-        <w:rPr>
-          <w:b/>
-          <w:bCs/>
-        </w:rPr>
-        <w:t>resolv.conf</w:t>
-      </w:r>
-      <w:proofErr w:type="spellEnd"/>
+        <w:t>cat /etc/resolv.conf</w:t>
+      </w:r>
       <w:r>
         <w:t xml:space="preserve"> </w:t>
       </w:r>
@@ -1692,19 +1492,11 @@
       <w:r>
         <w:t xml:space="preserve">Edit the </w:t>
       </w:r>
-      <w:proofErr w:type="spellStart"/>
       <w:r>
         <w:rPr>
           <w:b/>
         </w:rPr>
-        <w:t>sudo</w:t>
-      </w:r>
-      <w:proofErr w:type="spellEnd"/>
-      <w:r>
-        <w:rPr>
-          <w:b/>
-        </w:rPr>
-        <w:t xml:space="preserve"> </w:t>
+        <w:t xml:space="preserve">sudo </w:t>
       </w:r>
       <w:r>
         <w:rPr>
@@ -1717,23 +1509,7 @@
           <w:b/>
           <w:bCs/>
         </w:rPr>
-        <w:t>/</w:t>
-      </w:r>
-      <w:proofErr w:type="spellStart"/>
-      <w:r>
-        <w:rPr>
-          <w:b/>
-          <w:bCs/>
-        </w:rPr>
-        <w:t>etc</w:t>
-      </w:r>
-      <w:proofErr w:type="spellEnd"/>
-      <w:r>
-        <w:rPr>
-          <w:b/>
-          <w:bCs/>
-        </w:rPr>
-        <w:t>/hosts</w:t>
+        <w:t>/etc/hosts</w:t>
       </w:r>
       <w:r>
         <w:t xml:space="preserve"> file Add a line to the bottom of the file that reads: </w:t>
@@ -1884,19 +1660,11 @@
       <w:r>
         <w:t xml:space="preserve">Edit the </w:t>
       </w:r>
-      <w:proofErr w:type="spellStart"/>
       <w:r>
         <w:rPr>
           <w:b/>
         </w:rPr>
-        <w:t>sudo</w:t>
-      </w:r>
-      <w:proofErr w:type="spellEnd"/>
-      <w:r>
-        <w:rPr>
-          <w:b/>
-        </w:rPr>
-        <w:t xml:space="preserve"> </w:t>
+        <w:t xml:space="preserve">sudo </w:t>
       </w:r>
       <w:r>
         <w:rPr>
@@ -1909,23 +1677,7 @@
           <w:b/>
           <w:bCs/>
         </w:rPr>
-        <w:t>/</w:t>
-      </w:r>
-      <w:proofErr w:type="spellStart"/>
-      <w:r>
-        <w:rPr>
-          <w:b/>
-          <w:bCs/>
-        </w:rPr>
-        <w:t>etc</w:t>
-      </w:r>
-      <w:proofErr w:type="spellEnd"/>
-      <w:r>
-        <w:rPr>
-          <w:b/>
-          <w:bCs/>
-        </w:rPr>
-        <w:t>/hosts</w:t>
+        <w:t>/etc/hosts</w:t>
       </w:r>
       <w:r>
         <w:t xml:space="preserve"> file</w:t>
@@ -2023,27 +1775,17 @@
         </w:numPr>
       </w:pPr>
       <w:r>
-        <w:lastRenderedPageBreak/>
         <w:t>T</w:t>
       </w:r>
       <w:r>
         <w:t xml:space="preserve">ype </w:t>
       </w:r>
-      <w:proofErr w:type="spellStart"/>
       <w:r>
         <w:rPr>
           <w:b/>
           <w:bCs/>
         </w:rPr>
-        <w:t>nslookup</w:t>
-      </w:r>
-      <w:proofErr w:type="spellEnd"/>
-      <w:r>
-        <w:rPr>
-          <w:b/>
-          <w:bCs/>
-        </w:rPr>
-        <w:t xml:space="preserve"> www.kernel.org</w:t>
+        <w:t>nslookup www.kernel.org</w:t>
       </w:r>
       <w:r>
         <w:t xml:space="preserve"> and press </w:t>
@@ -2136,15 +1878,7 @@
         </w:numPr>
       </w:pPr>
       <w:r>
-        <w:t xml:space="preserve">What additional information does dig provide compared to the </w:t>
-      </w:r>
-      <w:proofErr w:type="spellStart"/>
-      <w:r>
-        <w:t>nslookup</w:t>
-      </w:r>
-      <w:proofErr w:type="spellEnd"/>
-      <w:r>
-        <w:t xml:space="preserve"> and host utilities</w:t>
+        <w:t>What additional information does dig provide compared to the nslookup and host utilities</w:t>
       </w:r>
       <w:r>
         <w:t>?</w:t>
@@ -2184,7 +1918,12 @@
       </w:sdtContent>
     </w:sdt>
     <w:sectPr>
-      <w:footerReference w:type="default" r:id="rId9"/>
+      <w:headerReference w:type="even" r:id="rId9"/>
+      <w:headerReference w:type="default" r:id="rId10"/>
+      <w:footerReference w:type="even" r:id="rId11"/>
+      <w:footerReference w:type="default" r:id="rId12"/>
+      <w:headerReference w:type="first" r:id="rId13"/>
+      <w:footerReference w:type="first" r:id="rId14"/>
       <w:pgSz w:w="12240" w:h="15840"/>
       <w:pgMar w:top="1440" w:right="1440" w:bottom="1440" w:left="1440" w:header="720" w:footer="720" w:gutter="0"/>
       <w:cols w:space="720"/>
@@ -2195,7 +1934,7 @@
 </file>
 
 <file path=word/endnotes.xml><?xml version="1.0" encoding="utf-8"?>
-<w:endnotes xmlns:wpc="http://schemas.microsoft.com/office/word/2010/wordprocessingCanvas" xmlns:cx="http://schemas.microsoft.com/office/drawing/2014/chartex" xmlns:cx1="http://schemas.microsoft.com/office/drawing/2015/9/8/chartex" xmlns:cx2="http://schemas.microsoft.com/office/drawing/2015/10/21/chartex" xmlns:cx3="http://schemas.microsoft.com/office/drawing/2016/5/9/chartex" xmlns:cx4="http://schemas.microsoft.com/office/drawing/2016/5/10/chartex" xmlns:cx5="http://schemas.microsoft.com/office/drawing/2016/5/11/chartex" xmlns:cx6="http://schemas.microsoft.com/office/drawing/2016/5/12/chartex" xmlns:cx7="http://schemas.microsoft.com/office/drawing/2016/5/13/chartex" xmlns:cx8="http://schemas.microsoft.com/office/drawing/2016/5/14/chartex" xmlns:mc="http://schemas.openxmlformats.org/markup-compatibility/2006" xmlns:aink="http://schemas.microsoft.com/office/drawing/2016/ink" xmlns:am3d="http://schemas.microsoft.com/office/drawing/2017/model3d" xmlns:o="urn:schemas-microsoft-com:office:office" xmlns:oel="http://schemas.microsoft.com/office/2019/extlst" xmlns:r="http://schemas.openxmlformats.org/officeDocument/2006/relationships" xmlns:m="http://schemas.openxmlformats.org/officeDocument/2006/math" xmlns:v="urn:schemas-microsoft-com:vml" xmlns:wp14="http://schemas.microsoft.com/office/word/2010/wordprocessingDrawing" xmlns:wp="http://schemas.openxmlformats.org/drawingml/2006/wordprocessingDrawing" xmlns:w10="urn:schemas-microsoft-com:office:word" xmlns:w="http://schemas.openxmlformats.org/wordprocessingml/2006/main" xmlns:w14="http://schemas.microsoft.com/office/word/2010/wordml" xmlns:w15="http://schemas.microsoft.com/office/word/2012/wordml" xmlns:w16cex="http://schemas.microsoft.com/office/word/2018/wordml/cex" xmlns:w16cid="http://schemas.microsoft.com/office/word/2016/wordml/cid" xmlns:w16="http://schemas.microsoft.com/office/word/2018/wordml" xmlns:w16du="http://schemas.microsoft.com/office/word/2023/wordml/word16du" xmlns:w16sdtdh="http://schemas.microsoft.com/office/word/2020/wordml/sdtdatahash" xmlns:w16se="http://schemas.microsoft.com/office/word/2015/wordml/symex" xmlns:wpg="http://schemas.microsoft.com/office/word/2010/wordprocessingGroup" xmlns:wpi="http://schemas.microsoft.com/office/word/2010/wordprocessingInk" xmlns:wne="http://schemas.microsoft.com/office/word/2006/wordml" xmlns:wps="http://schemas.microsoft.com/office/word/2010/wordprocessingShape" mc:Ignorable="w14 w15 w16se w16cid w16 w16cex w16sdtdh w16du wp14">
+<w:endnotes xmlns:wpc="http://schemas.microsoft.com/office/word/2010/wordprocessingCanvas" xmlns:cx="http://schemas.microsoft.com/office/drawing/2014/chartex" xmlns:cx1="http://schemas.microsoft.com/office/drawing/2015/9/8/chartex" xmlns:cx2="http://schemas.microsoft.com/office/drawing/2015/10/21/chartex" xmlns:cx3="http://schemas.microsoft.com/office/drawing/2016/5/9/chartex" xmlns:cx4="http://schemas.microsoft.com/office/drawing/2016/5/10/chartex" xmlns:cx5="http://schemas.microsoft.com/office/drawing/2016/5/11/chartex" xmlns:cx6="http://schemas.microsoft.com/office/drawing/2016/5/12/chartex" xmlns:cx7="http://schemas.microsoft.com/office/drawing/2016/5/13/chartex" xmlns:cx8="http://schemas.microsoft.com/office/drawing/2016/5/14/chartex" xmlns:mc="http://schemas.openxmlformats.org/markup-compatibility/2006" xmlns:aink="http://schemas.microsoft.com/office/drawing/2016/ink" xmlns:am3d="http://schemas.microsoft.com/office/drawing/2017/model3d" xmlns:o="urn:schemas-microsoft-com:office:office" xmlns:oel="http://schemas.microsoft.com/office/2019/extlst" xmlns:r="http://schemas.openxmlformats.org/officeDocument/2006/relationships" xmlns:m="http://schemas.openxmlformats.org/officeDocument/2006/math" xmlns:v="urn:schemas-microsoft-com:vml" xmlns:wp14="http://schemas.microsoft.com/office/word/2010/wordprocessingDrawing" xmlns:wp="http://schemas.openxmlformats.org/drawingml/2006/wordprocessingDrawing" xmlns:w10="urn:schemas-microsoft-com:office:word" xmlns:w="http://schemas.openxmlformats.org/wordprocessingml/2006/main" xmlns:w14="http://schemas.microsoft.com/office/word/2010/wordml" xmlns:w15="http://schemas.microsoft.com/office/word/2012/wordml" xmlns:w16cex="http://schemas.microsoft.com/office/word/2018/wordml/cex" xmlns:w16cid="http://schemas.microsoft.com/office/word/2016/wordml/cid" xmlns:w16="http://schemas.microsoft.com/office/word/2018/wordml" xmlns:w16du="http://schemas.microsoft.com/office/word/2023/wordml/word16du" xmlns:w16sdtdh="http://schemas.microsoft.com/office/word/2020/wordml/sdtdatahash" xmlns:w16sdtfl="http://schemas.microsoft.com/office/word/2024/wordml/sdtformatlock" xmlns:w16se="http://schemas.microsoft.com/office/word/2015/wordml/symex" xmlns:wpg="http://schemas.microsoft.com/office/word/2010/wordprocessingGroup" xmlns:wpi="http://schemas.microsoft.com/office/word/2010/wordprocessingInk" xmlns:wne="http://schemas.microsoft.com/office/word/2006/wordml" xmlns:wps="http://schemas.microsoft.com/office/word/2010/wordprocessingShape" mc:Ignorable="w14 w15 w16se w16cid w16 w16cex w16sdtdh w16sdtfl w16du wp14">
   <w:endnote w:type="separator" w:id="-1">
     <w:p>
       <w:r>
@@ -2214,7 +1953,17 @@
 </file>
 
 <file path=word/footer1.xml><?xml version="1.0" encoding="utf-8"?>
-<w:ftr xmlns:wpc="http://schemas.microsoft.com/office/word/2010/wordprocessingCanvas" xmlns:cx="http://schemas.microsoft.com/office/drawing/2014/chartex" xmlns:cx1="http://schemas.microsoft.com/office/drawing/2015/9/8/chartex" xmlns:cx2="http://schemas.microsoft.com/office/drawing/2015/10/21/chartex" xmlns:cx3="http://schemas.microsoft.com/office/drawing/2016/5/9/chartex" xmlns:cx4="http://schemas.microsoft.com/office/drawing/2016/5/10/chartex" xmlns:cx5="http://schemas.microsoft.com/office/drawing/2016/5/11/chartex" xmlns:cx6="http://schemas.microsoft.com/office/drawing/2016/5/12/chartex" xmlns:cx7="http://schemas.microsoft.com/office/drawing/2016/5/13/chartex" xmlns:cx8="http://schemas.microsoft.com/office/drawing/2016/5/14/chartex" xmlns:mc="http://schemas.openxmlformats.org/markup-compatibility/2006" xmlns:aink="http://schemas.microsoft.com/office/drawing/2016/ink" xmlns:am3d="http://schemas.microsoft.com/office/drawing/2017/model3d" xmlns:o="urn:schemas-microsoft-com:office:office" xmlns:oel="http://schemas.microsoft.com/office/2019/extlst" xmlns:r="http://schemas.openxmlformats.org/officeDocument/2006/relationships" xmlns:m="http://schemas.openxmlformats.org/officeDocument/2006/math" xmlns:v="urn:schemas-microsoft-com:vml" xmlns:wp14="http://schemas.microsoft.com/office/word/2010/wordprocessingDrawing" xmlns:wp="http://schemas.openxmlformats.org/drawingml/2006/wordprocessingDrawing" xmlns:w10="urn:schemas-microsoft-com:office:word" xmlns:w="http://schemas.openxmlformats.org/wordprocessingml/2006/main" xmlns:w14="http://schemas.microsoft.com/office/word/2010/wordml" xmlns:w15="http://schemas.microsoft.com/office/word/2012/wordml" xmlns:w16cex="http://schemas.microsoft.com/office/word/2018/wordml/cex" xmlns:w16cid="http://schemas.microsoft.com/office/word/2016/wordml/cid" xmlns:w16="http://schemas.microsoft.com/office/word/2018/wordml" xmlns:w16du="http://schemas.microsoft.com/office/word/2023/wordml/word16du" xmlns:w16sdtdh="http://schemas.microsoft.com/office/word/2020/wordml/sdtdatahash" xmlns:w16se="http://schemas.microsoft.com/office/word/2015/wordml/symex" xmlns:wpg="http://schemas.microsoft.com/office/word/2010/wordprocessingGroup" xmlns:wpi="http://schemas.microsoft.com/office/word/2010/wordprocessingInk" xmlns:wne="http://schemas.microsoft.com/office/word/2006/wordml" xmlns:wps="http://schemas.microsoft.com/office/word/2010/wordprocessingShape" mc:Ignorable="w14 w15 w16se w16cid w16 w16cex w16sdtdh w16du wp14">
+<w:ftr xmlns:wpc="http://schemas.microsoft.com/office/word/2010/wordprocessingCanvas" xmlns:cx="http://schemas.microsoft.com/office/drawing/2014/chartex" xmlns:cx1="http://schemas.microsoft.com/office/drawing/2015/9/8/chartex" xmlns:cx2="http://schemas.microsoft.com/office/drawing/2015/10/21/chartex" xmlns:cx3="http://schemas.microsoft.com/office/drawing/2016/5/9/chartex" xmlns:cx4="http://schemas.microsoft.com/office/drawing/2016/5/10/chartex" xmlns:cx5="http://schemas.microsoft.com/office/drawing/2016/5/11/chartex" xmlns:cx6="http://schemas.microsoft.com/office/drawing/2016/5/12/chartex" xmlns:cx7="http://schemas.microsoft.com/office/drawing/2016/5/13/chartex" xmlns:cx8="http://schemas.microsoft.com/office/drawing/2016/5/14/chartex" xmlns:mc="http://schemas.openxmlformats.org/markup-compatibility/2006" xmlns:aink="http://schemas.microsoft.com/office/drawing/2016/ink" xmlns:am3d="http://schemas.microsoft.com/office/drawing/2017/model3d" xmlns:o="urn:schemas-microsoft-com:office:office" xmlns:oel="http://schemas.microsoft.com/office/2019/extlst" xmlns:r="http://schemas.openxmlformats.org/officeDocument/2006/relationships" xmlns:m="http://schemas.openxmlformats.org/officeDocument/2006/math" xmlns:v="urn:schemas-microsoft-com:vml" xmlns:wp14="http://schemas.microsoft.com/office/word/2010/wordprocessingDrawing" xmlns:wp="http://schemas.openxmlformats.org/drawingml/2006/wordprocessingDrawing" xmlns:w10="urn:schemas-microsoft-com:office:word" xmlns:w="http://schemas.openxmlformats.org/wordprocessingml/2006/main" xmlns:w14="http://schemas.microsoft.com/office/word/2010/wordml" xmlns:w15="http://schemas.microsoft.com/office/word/2012/wordml" xmlns:w16cex="http://schemas.microsoft.com/office/word/2018/wordml/cex" xmlns:w16cid="http://schemas.microsoft.com/office/word/2016/wordml/cid" xmlns:w16="http://schemas.microsoft.com/office/word/2018/wordml" xmlns:w16du="http://schemas.microsoft.com/office/word/2023/wordml/word16du" xmlns:w16sdtdh="http://schemas.microsoft.com/office/word/2020/wordml/sdtdatahash" xmlns:w16sdtfl="http://schemas.microsoft.com/office/word/2024/wordml/sdtformatlock" xmlns:w16se="http://schemas.microsoft.com/office/word/2015/wordml/symex" xmlns:wpg="http://schemas.microsoft.com/office/word/2010/wordprocessingGroup" xmlns:wpi="http://schemas.microsoft.com/office/word/2010/wordprocessingInk" xmlns:wne="http://schemas.microsoft.com/office/word/2006/wordml" xmlns:wps="http://schemas.microsoft.com/office/word/2010/wordprocessingShape" mc:Ignorable="w14 w15 w16se w16cid w16 w16cex w16sdtdh w16sdtfl w16du wp14">
+  <w:p>
+    <w:pPr>
+      <w:pStyle w:val="Footer"/>
+    </w:pPr>
+  </w:p>
+</w:ftr>
+</file>
+
+<file path=word/footer2.xml><?xml version="1.0" encoding="utf-8"?>
+<w:ftr xmlns:wpc="http://schemas.microsoft.com/office/word/2010/wordprocessingCanvas" xmlns:cx="http://schemas.microsoft.com/office/drawing/2014/chartex" xmlns:cx1="http://schemas.microsoft.com/office/drawing/2015/9/8/chartex" xmlns:cx2="http://schemas.microsoft.com/office/drawing/2015/10/21/chartex" xmlns:cx3="http://schemas.microsoft.com/office/drawing/2016/5/9/chartex" xmlns:cx4="http://schemas.microsoft.com/office/drawing/2016/5/10/chartex" xmlns:cx5="http://schemas.microsoft.com/office/drawing/2016/5/11/chartex" xmlns:cx6="http://schemas.microsoft.com/office/drawing/2016/5/12/chartex" xmlns:cx7="http://schemas.microsoft.com/office/drawing/2016/5/13/chartex" xmlns:cx8="http://schemas.microsoft.com/office/drawing/2016/5/14/chartex" xmlns:mc="http://schemas.openxmlformats.org/markup-compatibility/2006" xmlns:aink="http://schemas.microsoft.com/office/drawing/2016/ink" xmlns:am3d="http://schemas.microsoft.com/office/drawing/2017/model3d" xmlns:o="urn:schemas-microsoft-com:office:office" xmlns:oel="http://schemas.microsoft.com/office/2019/extlst" xmlns:r="http://schemas.openxmlformats.org/officeDocument/2006/relationships" xmlns:m="http://schemas.openxmlformats.org/officeDocument/2006/math" xmlns:v="urn:schemas-microsoft-com:vml" xmlns:wp14="http://schemas.microsoft.com/office/word/2010/wordprocessingDrawing" xmlns:wp="http://schemas.openxmlformats.org/drawingml/2006/wordprocessingDrawing" xmlns:w10="urn:schemas-microsoft-com:office:word" xmlns:w="http://schemas.openxmlformats.org/wordprocessingml/2006/main" xmlns:w14="http://schemas.microsoft.com/office/word/2010/wordml" xmlns:w15="http://schemas.microsoft.com/office/word/2012/wordml" xmlns:w16cex="http://schemas.microsoft.com/office/word/2018/wordml/cex" xmlns:w16cid="http://schemas.microsoft.com/office/word/2016/wordml/cid" xmlns:w16="http://schemas.microsoft.com/office/word/2018/wordml" xmlns:w16du="http://schemas.microsoft.com/office/word/2023/wordml/word16du" xmlns:w16sdtdh="http://schemas.microsoft.com/office/word/2020/wordml/sdtdatahash" xmlns:w16sdtfl="http://schemas.microsoft.com/office/word/2024/wordml/sdtformatlock" xmlns:w16se="http://schemas.microsoft.com/office/word/2015/wordml/symex" xmlns:wpg="http://schemas.microsoft.com/office/word/2010/wordprocessingGroup" xmlns:wpi="http://schemas.microsoft.com/office/word/2010/wordprocessingInk" xmlns:wne="http://schemas.microsoft.com/office/word/2006/wordml" xmlns:wps="http://schemas.microsoft.com/office/word/2010/wordprocessingShape" mc:Ignorable="w14 w15 w16se w16cid w16 w16cex w16sdtdh w16sdtfl w16du wp14">
   <w:p>
     <w:pPr>
       <w:pStyle w:val="Footer"/>
@@ -2279,7 +2028,7 @@
       <w:t>1</w:t>
     </w:r>
     <w:r>
-      <w:t>2</w:t>
+      <w:t>9</w:t>
     </w:r>
     <w:r>
       <w:t>/20</w:t>
@@ -2288,14 +2037,24 @@
       <w:t>2</w:t>
     </w:r>
     <w:r>
-      <w:t>4</w:t>
+      <w:t>5</w:t>
     </w:r>
   </w:p>
 </w:ftr>
 </file>
 
+<file path=word/footer3.xml><?xml version="1.0" encoding="utf-8"?>
+<w:ftr xmlns:wpc="http://schemas.microsoft.com/office/word/2010/wordprocessingCanvas" xmlns:cx="http://schemas.microsoft.com/office/drawing/2014/chartex" xmlns:cx1="http://schemas.microsoft.com/office/drawing/2015/9/8/chartex" xmlns:cx2="http://schemas.microsoft.com/office/drawing/2015/10/21/chartex" xmlns:cx3="http://schemas.microsoft.com/office/drawing/2016/5/9/chartex" xmlns:cx4="http://schemas.microsoft.com/office/drawing/2016/5/10/chartex" xmlns:cx5="http://schemas.microsoft.com/office/drawing/2016/5/11/chartex" xmlns:cx6="http://schemas.microsoft.com/office/drawing/2016/5/12/chartex" xmlns:cx7="http://schemas.microsoft.com/office/drawing/2016/5/13/chartex" xmlns:cx8="http://schemas.microsoft.com/office/drawing/2016/5/14/chartex" xmlns:mc="http://schemas.openxmlformats.org/markup-compatibility/2006" xmlns:aink="http://schemas.microsoft.com/office/drawing/2016/ink" xmlns:am3d="http://schemas.microsoft.com/office/drawing/2017/model3d" xmlns:o="urn:schemas-microsoft-com:office:office" xmlns:oel="http://schemas.microsoft.com/office/2019/extlst" xmlns:r="http://schemas.openxmlformats.org/officeDocument/2006/relationships" xmlns:m="http://schemas.openxmlformats.org/officeDocument/2006/math" xmlns:v="urn:schemas-microsoft-com:vml" xmlns:wp14="http://schemas.microsoft.com/office/word/2010/wordprocessingDrawing" xmlns:wp="http://schemas.openxmlformats.org/drawingml/2006/wordprocessingDrawing" xmlns:w10="urn:schemas-microsoft-com:office:word" xmlns:w="http://schemas.openxmlformats.org/wordprocessingml/2006/main" xmlns:w14="http://schemas.microsoft.com/office/word/2010/wordml" xmlns:w15="http://schemas.microsoft.com/office/word/2012/wordml" xmlns:w16cex="http://schemas.microsoft.com/office/word/2018/wordml/cex" xmlns:w16cid="http://schemas.microsoft.com/office/word/2016/wordml/cid" xmlns:w16="http://schemas.microsoft.com/office/word/2018/wordml" xmlns:w16du="http://schemas.microsoft.com/office/word/2023/wordml/word16du" xmlns:w16sdtdh="http://schemas.microsoft.com/office/word/2020/wordml/sdtdatahash" xmlns:w16sdtfl="http://schemas.microsoft.com/office/word/2024/wordml/sdtformatlock" xmlns:w16se="http://schemas.microsoft.com/office/word/2015/wordml/symex" xmlns:wpg="http://schemas.microsoft.com/office/word/2010/wordprocessingGroup" xmlns:wpi="http://schemas.microsoft.com/office/word/2010/wordprocessingInk" xmlns:wne="http://schemas.microsoft.com/office/word/2006/wordml" xmlns:wps="http://schemas.microsoft.com/office/word/2010/wordprocessingShape" mc:Ignorable="w14 w15 w16se w16cid w16 w16cex w16sdtdh w16sdtfl w16du wp14">
+  <w:p>
+    <w:pPr>
+      <w:pStyle w:val="Footer"/>
+    </w:pPr>
+  </w:p>
+</w:ftr>
+</file>
+
 <file path=word/footnotes.xml><?xml version="1.0" encoding="utf-8"?>
-<w:footnotes xmlns:wpc="http://schemas.microsoft.com/office/word/2010/wordprocessingCanvas" xmlns:cx="http://schemas.microsoft.com/office/drawing/2014/chartex" xmlns:cx1="http://schemas.microsoft.com/office/drawing/2015/9/8/chartex" xmlns:cx2="http://schemas.microsoft.com/office/drawing/2015/10/21/chartex" xmlns:cx3="http://schemas.microsoft.com/office/drawing/2016/5/9/chartex" xmlns:cx4="http://schemas.microsoft.com/office/drawing/2016/5/10/chartex" xmlns:cx5="http://schemas.microsoft.com/office/drawing/2016/5/11/chartex" xmlns:cx6="http://schemas.microsoft.com/office/drawing/2016/5/12/chartex" xmlns:cx7="http://schemas.microsoft.com/office/drawing/2016/5/13/chartex" xmlns:cx8="http://schemas.microsoft.com/office/drawing/2016/5/14/chartex" xmlns:mc="http://schemas.openxmlformats.org/markup-compatibility/2006" xmlns:aink="http://schemas.microsoft.com/office/drawing/2016/ink" xmlns:am3d="http://schemas.microsoft.com/office/drawing/2017/model3d" xmlns:o="urn:schemas-microsoft-com:office:office" xmlns:oel="http://schemas.microsoft.com/office/2019/extlst" xmlns:r="http://schemas.openxmlformats.org/officeDocument/2006/relationships" xmlns:m="http://schemas.openxmlformats.org/officeDocument/2006/math" xmlns:v="urn:schemas-microsoft-com:vml" xmlns:wp14="http://schemas.microsoft.com/office/word/2010/wordprocessingDrawing" xmlns:wp="http://schemas.openxmlformats.org/drawingml/2006/wordprocessingDrawing" xmlns:w10="urn:schemas-microsoft-com:office:word" xmlns:w="http://schemas.openxmlformats.org/wordprocessingml/2006/main" xmlns:w14="http://schemas.microsoft.com/office/word/2010/wordml" xmlns:w15="http://schemas.microsoft.com/office/word/2012/wordml" xmlns:w16cex="http://schemas.microsoft.com/office/word/2018/wordml/cex" xmlns:w16cid="http://schemas.microsoft.com/office/word/2016/wordml/cid" xmlns:w16="http://schemas.microsoft.com/office/word/2018/wordml" xmlns:w16du="http://schemas.microsoft.com/office/word/2023/wordml/word16du" xmlns:w16sdtdh="http://schemas.microsoft.com/office/word/2020/wordml/sdtdatahash" xmlns:w16se="http://schemas.microsoft.com/office/word/2015/wordml/symex" xmlns:wpg="http://schemas.microsoft.com/office/word/2010/wordprocessingGroup" xmlns:wpi="http://schemas.microsoft.com/office/word/2010/wordprocessingInk" xmlns:wne="http://schemas.microsoft.com/office/word/2006/wordml" xmlns:wps="http://schemas.microsoft.com/office/word/2010/wordprocessingShape" mc:Ignorable="w14 w15 w16se w16cid w16 w16cex w16sdtdh w16du wp14">
+<w:footnotes xmlns:wpc="http://schemas.microsoft.com/office/word/2010/wordprocessingCanvas" xmlns:cx="http://schemas.microsoft.com/office/drawing/2014/chartex" xmlns:cx1="http://schemas.microsoft.com/office/drawing/2015/9/8/chartex" xmlns:cx2="http://schemas.microsoft.com/office/drawing/2015/10/21/chartex" xmlns:cx3="http://schemas.microsoft.com/office/drawing/2016/5/9/chartex" xmlns:cx4="http://schemas.microsoft.com/office/drawing/2016/5/10/chartex" xmlns:cx5="http://schemas.microsoft.com/office/drawing/2016/5/11/chartex" xmlns:cx6="http://schemas.microsoft.com/office/drawing/2016/5/12/chartex" xmlns:cx7="http://schemas.microsoft.com/office/drawing/2016/5/13/chartex" xmlns:cx8="http://schemas.microsoft.com/office/drawing/2016/5/14/chartex" xmlns:mc="http://schemas.openxmlformats.org/markup-compatibility/2006" xmlns:aink="http://schemas.microsoft.com/office/drawing/2016/ink" xmlns:am3d="http://schemas.microsoft.com/office/drawing/2017/model3d" xmlns:o="urn:schemas-microsoft-com:office:office" xmlns:oel="http://schemas.microsoft.com/office/2019/extlst" xmlns:r="http://schemas.openxmlformats.org/officeDocument/2006/relationships" xmlns:m="http://schemas.openxmlformats.org/officeDocument/2006/math" xmlns:v="urn:schemas-microsoft-com:vml" xmlns:wp14="http://schemas.microsoft.com/office/word/2010/wordprocessingDrawing" xmlns:wp="http://schemas.openxmlformats.org/drawingml/2006/wordprocessingDrawing" xmlns:w10="urn:schemas-microsoft-com:office:word" xmlns:w="http://schemas.openxmlformats.org/wordprocessingml/2006/main" xmlns:w14="http://schemas.microsoft.com/office/word/2010/wordml" xmlns:w15="http://schemas.microsoft.com/office/word/2012/wordml" xmlns:w16cex="http://schemas.microsoft.com/office/word/2018/wordml/cex" xmlns:w16cid="http://schemas.microsoft.com/office/word/2016/wordml/cid" xmlns:w16="http://schemas.microsoft.com/office/word/2018/wordml" xmlns:w16du="http://schemas.microsoft.com/office/word/2023/wordml/word16du" xmlns:w16sdtdh="http://schemas.microsoft.com/office/word/2020/wordml/sdtdatahash" xmlns:w16sdtfl="http://schemas.microsoft.com/office/word/2024/wordml/sdtformatlock" xmlns:w16se="http://schemas.microsoft.com/office/word/2015/wordml/symex" xmlns:wpg="http://schemas.microsoft.com/office/word/2010/wordprocessingGroup" xmlns:wpi="http://schemas.microsoft.com/office/word/2010/wordprocessingInk" xmlns:wne="http://schemas.microsoft.com/office/word/2006/wordml" xmlns:wps="http://schemas.microsoft.com/office/word/2010/wordprocessingShape" mc:Ignorable="w14 w15 w16se w16cid w16 w16cex w16sdtdh w16sdtfl w16du wp14">
   <w:footnote w:type="separator" w:id="-1">
     <w:p>
       <w:r>
@@ -2313,8 +2072,38 @@
 </w:footnotes>
 </file>
 
+<file path=word/header1.xml><?xml version="1.0" encoding="utf-8"?>
+<w:hdr xmlns:wpc="http://schemas.microsoft.com/office/word/2010/wordprocessingCanvas" xmlns:cx="http://schemas.microsoft.com/office/drawing/2014/chartex" xmlns:cx1="http://schemas.microsoft.com/office/drawing/2015/9/8/chartex" xmlns:cx2="http://schemas.microsoft.com/office/drawing/2015/10/21/chartex" xmlns:cx3="http://schemas.microsoft.com/office/drawing/2016/5/9/chartex" xmlns:cx4="http://schemas.microsoft.com/office/drawing/2016/5/10/chartex" xmlns:cx5="http://schemas.microsoft.com/office/drawing/2016/5/11/chartex" xmlns:cx6="http://schemas.microsoft.com/office/drawing/2016/5/12/chartex" xmlns:cx7="http://schemas.microsoft.com/office/drawing/2016/5/13/chartex" xmlns:cx8="http://schemas.microsoft.com/office/drawing/2016/5/14/chartex" xmlns:mc="http://schemas.openxmlformats.org/markup-compatibility/2006" xmlns:aink="http://schemas.microsoft.com/office/drawing/2016/ink" xmlns:am3d="http://schemas.microsoft.com/office/drawing/2017/model3d" xmlns:o="urn:schemas-microsoft-com:office:office" xmlns:oel="http://schemas.microsoft.com/office/2019/extlst" xmlns:r="http://schemas.openxmlformats.org/officeDocument/2006/relationships" xmlns:m="http://schemas.openxmlformats.org/officeDocument/2006/math" xmlns:v="urn:schemas-microsoft-com:vml" xmlns:wp14="http://schemas.microsoft.com/office/word/2010/wordprocessingDrawing" xmlns:wp="http://schemas.openxmlformats.org/drawingml/2006/wordprocessingDrawing" xmlns:w10="urn:schemas-microsoft-com:office:word" xmlns:w="http://schemas.openxmlformats.org/wordprocessingml/2006/main" xmlns:w14="http://schemas.microsoft.com/office/word/2010/wordml" xmlns:w15="http://schemas.microsoft.com/office/word/2012/wordml" xmlns:w16cex="http://schemas.microsoft.com/office/word/2018/wordml/cex" xmlns:w16cid="http://schemas.microsoft.com/office/word/2016/wordml/cid" xmlns:w16="http://schemas.microsoft.com/office/word/2018/wordml" xmlns:w16du="http://schemas.microsoft.com/office/word/2023/wordml/word16du" xmlns:w16sdtdh="http://schemas.microsoft.com/office/word/2020/wordml/sdtdatahash" xmlns:w16sdtfl="http://schemas.microsoft.com/office/word/2024/wordml/sdtformatlock" xmlns:w16se="http://schemas.microsoft.com/office/word/2015/wordml/symex" xmlns:wpg="http://schemas.microsoft.com/office/word/2010/wordprocessingGroup" xmlns:wpi="http://schemas.microsoft.com/office/word/2010/wordprocessingInk" xmlns:wne="http://schemas.microsoft.com/office/word/2006/wordml" xmlns:wps="http://schemas.microsoft.com/office/word/2010/wordprocessingShape" mc:Ignorable="w14 w15 w16se w16cid w16 w16cex w16sdtdh w16sdtfl w16du wp14">
+  <w:p>
+    <w:pPr>
+      <w:pStyle w:val="Header"/>
+    </w:pPr>
+  </w:p>
+</w:hdr>
+</file>
+
+<file path=word/header2.xml><?xml version="1.0" encoding="utf-8"?>
+<w:hdr xmlns:wpc="http://schemas.microsoft.com/office/word/2010/wordprocessingCanvas" xmlns:cx="http://schemas.microsoft.com/office/drawing/2014/chartex" xmlns:cx1="http://schemas.microsoft.com/office/drawing/2015/9/8/chartex" xmlns:cx2="http://schemas.microsoft.com/office/drawing/2015/10/21/chartex" xmlns:cx3="http://schemas.microsoft.com/office/drawing/2016/5/9/chartex" xmlns:cx4="http://schemas.microsoft.com/office/drawing/2016/5/10/chartex" xmlns:cx5="http://schemas.microsoft.com/office/drawing/2016/5/11/chartex" xmlns:cx6="http://schemas.microsoft.com/office/drawing/2016/5/12/chartex" xmlns:cx7="http://schemas.microsoft.com/office/drawing/2016/5/13/chartex" xmlns:cx8="http://schemas.microsoft.com/office/drawing/2016/5/14/chartex" xmlns:mc="http://schemas.openxmlformats.org/markup-compatibility/2006" xmlns:aink="http://schemas.microsoft.com/office/drawing/2016/ink" xmlns:am3d="http://schemas.microsoft.com/office/drawing/2017/model3d" xmlns:o="urn:schemas-microsoft-com:office:office" xmlns:oel="http://schemas.microsoft.com/office/2019/extlst" xmlns:r="http://schemas.openxmlformats.org/officeDocument/2006/relationships" xmlns:m="http://schemas.openxmlformats.org/officeDocument/2006/math" xmlns:v="urn:schemas-microsoft-com:vml" xmlns:wp14="http://schemas.microsoft.com/office/word/2010/wordprocessingDrawing" xmlns:wp="http://schemas.openxmlformats.org/drawingml/2006/wordprocessingDrawing" xmlns:w10="urn:schemas-microsoft-com:office:word" xmlns:w="http://schemas.openxmlformats.org/wordprocessingml/2006/main" xmlns:w14="http://schemas.microsoft.com/office/word/2010/wordml" xmlns:w15="http://schemas.microsoft.com/office/word/2012/wordml" xmlns:w16cex="http://schemas.microsoft.com/office/word/2018/wordml/cex" xmlns:w16cid="http://schemas.microsoft.com/office/word/2016/wordml/cid" xmlns:w16="http://schemas.microsoft.com/office/word/2018/wordml" xmlns:w16du="http://schemas.microsoft.com/office/word/2023/wordml/word16du" xmlns:w16sdtdh="http://schemas.microsoft.com/office/word/2020/wordml/sdtdatahash" xmlns:w16sdtfl="http://schemas.microsoft.com/office/word/2024/wordml/sdtformatlock" xmlns:w16se="http://schemas.microsoft.com/office/word/2015/wordml/symex" xmlns:wpg="http://schemas.microsoft.com/office/word/2010/wordprocessingGroup" xmlns:wpi="http://schemas.microsoft.com/office/word/2010/wordprocessingInk" xmlns:wne="http://schemas.microsoft.com/office/word/2006/wordml" xmlns:wps="http://schemas.microsoft.com/office/word/2010/wordprocessingShape" mc:Ignorable="w14 w15 w16se w16cid w16 w16cex w16sdtdh w16sdtfl w16du wp14">
+  <w:p>
+    <w:pPr>
+      <w:pStyle w:val="Header"/>
+    </w:pPr>
+  </w:p>
+</w:hdr>
+</file>
+
+<file path=word/header3.xml><?xml version="1.0" encoding="utf-8"?>
+<w:hdr xmlns:wpc="http://schemas.microsoft.com/office/word/2010/wordprocessingCanvas" xmlns:cx="http://schemas.microsoft.com/office/drawing/2014/chartex" xmlns:cx1="http://schemas.microsoft.com/office/drawing/2015/9/8/chartex" xmlns:cx2="http://schemas.microsoft.com/office/drawing/2015/10/21/chartex" xmlns:cx3="http://schemas.microsoft.com/office/drawing/2016/5/9/chartex" xmlns:cx4="http://schemas.microsoft.com/office/drawing/2016/5/10/chartex" xmlns:cx5="http://schemas.microsoft.com/office/drawing/2016/5/11/chartex" xmlns:cx6="http://schemas.microsoft.com/office/drawing/2016/5/12/chartex" xmlns:cx7="http://schemas.microsoft.com/office/drawing/2016/5/13/chartex" xmlns:cx8="http://schemas.microsoft.com/office/drawing/2016/5/14/chartex" xmlns:mc="http://schemas.openxmlformats.org/markup-compatibility/2006" xmlns:aink="http://schemas.microsoft.com/office/drawing/2016/ink" xmlns:am3d="http://schemas.microsoft.com/office/drawing/2017/model3d" xmlns:o="urn:schemas-microsoft-com:office:office" xmlns:oel="http://schemas.microsoft.com/office/2019/extlst" xmlns:r="http://schemas.openxmlformats.org/officeDocument/2006/relationships" xmlns:m="http://schemas.openxmlformats.org/officeDocument/2006/math" xmlns:v="urn:schemas-microsoft-com:vml" xmlns:wp14="http://schemas.microsoft.com/office/word/2010/wordprocessingDrawing" xmlns:wp="http://schemas.openxmlformats.org/drawingml/2006/wordprocessingDrawing" xmlns:w10="urn:schemas-microsoft-com:office:word" xmlns:w="http://schemas.openxmlformats.org/wordprocessingml/2006/main" xmlns:w14="http://schemas.microsoft.com/office/word/2010/wordml" xmlns:w15="http://schemas.microsoft.com/office/word/2012/wordml" xmlns:w16cex="http://schemas.microsoft.com/office/word/2018/wordml/cex" xmlns:w16cid="http://schemas.microsoft.com/office/word/2016/wordml/cid" xmlns:w16="http://schemas.microsoft.com/office/word/2018/wordml" xmlns:w16du="http://schemas.microsoft.com/office/word/2023/wordml/word16du" xmlns:w16sdtdh="http://schemas.microsoft.com/office/word/2020/wordml/sdtdatahash" xmlns:w16sdtfl="http://schemas.microsoft.com/office/word/2024/wordml/sdtformatlock" xmlns:w16se="http://schemas.microsoft.com/office/word/2015/wordml/symex" xmlns:wpg="http://schemas.microsoft.com/office/word/2010/wordprocessingGroup" xmlns:wpi="http://schemas.microsoft.com/office/word/2010/wordprocessingInk" xmlns:wne="http://schemas.microsoft.com/office/word/2006/wordml" xmlns:wps="http://schemas.microsoft.com/office/word/2010/wordprocessingShape" mc:Ignorable="w14 w15 w16se w16cid w16 w16cex w16sdtdh w16sdtfl w16du wp14">
+  <w:p>
+    <w:pPr>
+      <w:pStyle w:val="Header"/>
+    </w:pPr>
+  </w:p>
+</w:hdr>
+</file>
+
 <file path=word/numbering.xml><?xml version="1.0" encoding="utf-8"?>
-<w:numbering xmlns:wpc="http://schemas.microsoft.com/office/word/2010/wordprocessingCanvas" xmlns:cx="http://schemas.microsoft.com/office/drawing/2014/chartex" xmlns:cx1="http://schemas.microsoft.com/office/drawing/2015/9/8/chartex" xmlns:cx2="http://schemas.microsoft.com/office/drawing/2015/10/21/chartex" xmlns:cx3="http://schemas.microsoft.com/office/drawing/2016/5/9/chartex" xmlns:cx4="http://schemas.microsoft.com/office/drawing/2016/5/10/chartex" xmlns:cx5="http://schemas.microsoft.com/office/drawing/2016/5/11/chartex" xmlns:cx6="http://schemas.microsoft.com/office/drawing/2016/5/12/chartex" xmlns:cx7="http://schemas.microsoft.com/office/drawing/2016/5/13/chartex" xmlns:cx8="http://schemas.microsoft.com/office/drawing/2016/5/14/chartex" xmlns:mc="http://schemas.openxmlformats.org/markup-compatibility/2006" xmlns:aink="http://schemas.microsoft.com/office/drawing/2016/ink" xmlns:am3d="http://schemas.microsoft.com/office/drawing/2017/model3d" xmlns:o="urn:schemas-microsoft-com:office:office" xmlns:oel="http://schemas.microsoft.com/office/2019/extlst" xmlns:r="http://schemas.openxmlformats.org/officeDocument/2006/relationships" xmlns:m="http://schemas.openxmlformats.org/officeDocument/2006/math" xmlns:v="urn:schemas-microsoft-com:vml" xmlns:wp14="http://schemas.microsoft.com/office/word/2010/wordprocessingDrawing" xmlns:wp="http://schemas.openxmlformats.org/drawingml/2006/wordprocessingDrawing" xmlns:w10="urn:schemas-microsoft-com:office:word" xmlns:w="http://schemas.openxmlformats.org/wordprocessingml/2006/main" xmlns:w14="http://schemas.microsoft.com/office/word/2010/wordml" xmlns:w15="http://schemas.microsoft.com/office/word/2012/wordml" xmlns:w16cex="http://schemas.microsoft.com/office/word/2018/wordml/cex" xmlns:w16cid="http://schemas.microsoft.com/office/word/2016/wordml/cid" xmlns:w16="http://schemas.microsoft.com/office/word/2018/wordml" xmlns:w16du="http://schemas.microsoft.com/office/word/2023/wordml/word16du" xmlns:w16sdtdh="http://schemas.microsoft.com/office/word/2020/wordml/sdtdatahash" xmlns:w16se="http://schemas.microsoft.com/office/word/2015/wordml/symex" xmlns:wpg="http://schemas.microsoft.com/office/word/2010/wordprocessingGroup" xmlns:wpi="http://schemas.microsoft.com/office/word/2010/wordprocessingInk" xmlns:wne="http://schemas.microsoft.com/office/word/2006/wordml" xmlns:wps="http://schemas.microsoft.com/office/word/2010/wordprocessingShape" mc:Ignorable="w14 w15 w16se w16cid w16 w16cex w16sdtdh w16du wp14">
+<w:numbering xmlns:wpc="http://schemas.microsoft.com/office/word/2010/wordprocessingCanvas" xmlns:cx="http://schemas.microsoft.com/office/drawing/2014/chartex" xmlns:cx1="http://schemas.microsoft.com/office/drawing/2015/9/8/chartex" xmlns:cx2="http://schemas.microsoft.com/office/drawing/2015/10/21/chartex" xmlns:cx3="http://schemas.microsoft.com/office/drawing/2016/5/9/chartex" xmlns:cx4="http://schemas.microsoft.com/office/drawing/2016/5/10/chartex" xmlns:cx5="http://schemas.microsoft.com/office/drawing/2016/5/11/chartex" xmlns:cx6="http://schemas.microsoft.com/office/drawing/2016/5/12/chartex" xmlns:cx7="http://schemas.microsoft.com/office/drawing/2016/5/13/chartex" xmlns:cx8="http://schemas.microsoft.com/office/drawing/2016/5/14/chartex" xmlns:mc="http://schemas.openxmlformats.org/markup-compatibility/2006" xmlns:aink="http://schemas.microsoft.com/office/drawing/2016/ink" xmlns:am3d="http://schemas.microsoft.com/office/drawing/2017/model3d" xmlns:o="urn:schemas-microsoft-com:office:office" xmlns:oel="http://schemas.microsoft.com/office/2019/extlst" xmlns:r="http://schemas.openxmlformats.org/officeDocument/2006/relationships" xmlns:m="http://schemas.openxmlformats.org/officeDocument/2006/math" xmlns:v="urn:schemas-microsoft-com:vml" xmlns:wp14="http://schemas.microsoft.com/office/word/2010/wordprocessingDrawing" xmlns:wp="http://schemas.openxmlformats.org/drawingml/2006/wordprocessingDrawing" xmlns:w10="urn:schemas-microsoft-com:office:word" xmlns:w="http://schemas.openxmlformats.org/wordprocessingml/2006/main" xmlns:w14="http://schemas.microsoft.com/office/word/2010/wordml" xmlns:w15="http://schemas.microsoft.com/office/word/2012/wordml" xmlns:w16cex="http://schemas.microsoft.com/office/word/2018/wordml/cex" xmlns:w16cid="http://schemas.microsoft.com/office/word/2016/wordml/cid" xmlns:w16="http://schemas.microsoft.com/office/word/2018/wordml" xmlns:w16du="http://schemas.microsoft.com/office/word/2023/wordml/word16du" xmlns:w16sdtdh="http://schemas.microsoft.com/office/word/2020/wordml/sdtdatahash" xmlns:w16sdtfl="http://schemas.microsoft.com/office/word/2024/wordml/sdtformatlock" xmlns:w16se="http://schemas.microsoft.com/office/word/2015/wordml/symex" xmlns:wpg="http://schemas.microsoft.com/office/word/2010/wordprocessingGroup" xmlns:wpi="http://schemas.microsoft.com/office/word/2010/wordprocessingInk" xmlns:wne="http://schemas.microsoft.com/office/word/2006/wordml" xmlns:wps="http://schemas.microsoft.com/office/word/2010/wordprocessingShape" mc:Ignorable="w14 w15 w16se w16cid w16 w16cex w16sdtdh w16sdtfl w16du wp14">
   <w:abstractNum w:abstractNumId="0" w15:restartNumberingAfterBreak="0">
     <w:nsid w:val="01217421"/>
     <w:multiLevelType w:val="hybridMultilevel"/>
@@ -7672,7 +7461,7 @@
 </file>
 
 <file path=word/styles.xml><?xml version="1.0" encoding="utf-8"?>
-<w:styles xmlns:mc="http://schemas.openxmlformats.org/markup-compatibility/2006" xmlns:r="http://schemas.openxmlformats.org/officeDocument/2006/relationships" xmlns:w="http://schemas.openxmlformats.org/wordprocessingml/2006/main" xmlns:w14="http://schemas.microsoft.com/office/word/2010/wordml" xmlns:w15="http://schemas.microsoft.com/office/word/2012/wordml" xmlns:w16cex="http://schemas.microsoft.com/office/word/2018/wordml/cex" xmlns:w16cid="http://schemas.microsoft.com/office/word/2016/wordml/cid" xmlns:w16="http://schemas.microsoft.com/office/word/2018/wordml" xmlns:w16du="http://schemas.microsoft.com/office/word/2023/wordml/word16du" xmlns:w16sdtdh="http://schemas.microsoft.com/office/word/2020/wordml/sdtdatahash" xmlns:w16se="http://schemas.microsoft.com/office/word/2015/wordml/symex" mc:Ignorable="w14 w15 w16se w16cid w16 w16cex w16sdtdh w16du">
+<w:styles xmlns:mc="http://schemas.openxmlformats.org/markup-compatibility/2006" xmlns:r="http://schemas.openxmlformats.org/officeDocument/2006/relationships" xmlns:w="http://schemas.openxmlformats.org/wordprocessingml/2006/main" xmlns:w14="http://schemas.microsoft.com/office/word/2010/wordml" xmlns:w15="http://schemas.microsoft.com/office/word/2012/wordml" xmlns:w16cex="http://schemas.microsoft.com/office/word/2018/wordml/cex" xmlns:w16cid="http://schemas.microsoft.com/office/word/2016/wordml/cid" xmlns:w16="http://schemas.microsoft.com/office/word/2018/wordml" xmlns:w16du="http://schemas.microsoft.com/office/word/2023/wordml/word16du" xmlns:w16sdtdh="http://schemas.microsoft.com/office/word/2020/wordml/sdtdatahash" xmlns:w16sdtfl="http://schemas.microsoft.com/office/word/2024/wordml/sdtformatlock" xmlns:w16se="http://schemas.microsoft.com/office/word/2015/wordml/symex" mc:Ignorable="w14 w15 w16se w16cid w16 w16cex w16sdtdh w16sdtfl w16du">
   <w:docDefaults>
     <w:rPrDefault>
       <w:rPr>
@@ -7979,7 +7768,7 @@
   <w:style w:type="paragraph" w:default="1" w:styleId="Normal">
     <w:name w:val="Normal"/>
     <w:qFormat/>
-    <w:rsid w:val="00AC646E"/>
+    <w:rsid w:val="00EA349A"/>
     <w:pPr>
       <w:spacing w:before="160" w:after="80" w:line="336" w:lineRule="auto"/>
     </w:pPr>
@@ -7994,7 +7783,7 @@
     <w:next w:val="Normal"/>
     <w:link w:val="Heading1Char"/>
     <w:qFormat/>
-    <w:rsid w:val="00AC646E"/>
+    <w:rsid w:val="00EA349A"/>
     <w:pPr>
       <w:keepNext/>
       <w:spacing w:before="400" w:after="200" w:line="240" w:lineRule="auto"/>
@@ -8014,7 +7803,7 @@
     <w:next w:val="Normal"/>
     <w:link w:val="Heading2Char"/>
     <w:qFormat/>
-    <w:rsid w:val="00AC646E"/>
+    <w:rsid w:val="00EA349A"/>
     <w:pPr>
       <w:keepNext/>
       <w:pBdr>
@@ -8038,7 +7827,7 @@
     <w:next w:val="Normal"/>
     <w:link w:val="Heading3Char"/>
     <w:qFormat/>
-    <w:rsid w:val="00AC646E"/>
+    <w:rsid w:val="00EA349A"/>
     <w:pPr>
       <w:keepNext/>
       <w:autoSpaceDE w:val="0"/>
@@ -8057,8 +7846,9 @@
   <w:style w:type="character" w:default="1" w:styleId="DefaultParagraphFont">
     <w:name w:val="Default Paragraph Font"/>
     <w:uiPriority w:val="1"/>
+    <w:semiHidden/>
     <w:unhideWhenUsed/>
-    <w:rsid w:val="00AC646E"/>
+    <w:rsid w:val="00EA349A"/>
   </w:style>
   <w:style w:type="table" w:default="1" w:styleId="TableNormal">
     <w:name w:val="Normal Table"/>
@@ -8080,14 +7870,14 @@
     <w:uiPriority w:val="99"/>
     <w:semiHidden/>
     <w:unhideWhenUsed/>
-    <w:rsid w:val="00AC646E"/>
+    <w:rsid w:val="00EA349A"/>
   </w:style>
   <w:style w:type="paragraph" w:styleId="ListParagraph">
     <w:name w:val="List Paragraph"/>
     <w:basedOn w:val="Normal"/>
     <w:uiPriority w:val="34"/>
     <w:qFormat/>
-    <w:rsid w:val="00AC646E"/>
+    <w:rsid w:val="00EA349A"/>
     <w:pPr>
       <w:ind w:left="720"/>
     </w:pPr>
@@ -8095,7 +7885,7 @@
   <w:style w:type="character" w:styleId="Hyperlink">
     <w:name w:val="Hyperlink"/>
     <w:uiPriority w:val="99"/>
-    <w:rsid w:val="00AC646E"/>
+    <w:rsid w:val="00EA349A"/>
     <w:rPr>
       <w:color w:val="0000FF"/>
       <w:u w:val="single"/>
@@ -8105,7 +7895,7 @@
     <w:name w:val="header"/>
     <w:basedOn w:val="Normal"/>
     <w:link w:val="HeaderChar"/>
-    <w:rsid w:val="00AC646E"/>
+    <w:rsid w:val="00EA349A"/>
     <w:pPr>
       <w:tabs>
         <w:tab w:val="left" w:pos="5040"/>
@@ -8131,7 +7921,7 @@
     <w:name w:val="footer"/>
     <w:basedOn w:val="Normal"/>
     <w:link w:val="FooterChar"/>
-    <w:rsid w:val="00AC646E"/>
+    <w:rsid w:val="00EA349A"/>
     <w:pPr>
       <w:pBdr>
         <w:top w:val="single" w:sz="4" w:space="1" w:color="auto"/>
@@ -8171,7 +7961,7 @@
   </w:style>
   <w:style w:type="character" w:styleId="FollowedHyperlink">
     <w:name w:val="FollowedHyperlink"/>
-    <w:rsid w:val="00AC646E"/>
+    <w:rsid w:val="00EA349A"/>
     <w:rPr>
       <w:color w:val="800080"/>
       <w:u w:val="single"/>
@@ -8207,7 +7997,7 @@
   <w:style w:type="paragraph" w:customStyle="1" w:styleId="NumberedHeading2">
     <w:name w:val="Numbered Heading 2"/>
     <w:basedOn w:val="Normal"/>
-    <w:rsid w:val="00AC646E"/>
+    <w:rsid w:val="00EA349A"/>
     <w:pPr>
       <w:numPr>
         <w:numId w:val="1"/>
@@ -8217,7 +8007,7 @@
   <w:style w:type="paragraph" w:customStyle="1" w:styleId="Outlinenumbering">
     <w:name w:val="Outline numbering"/>
     <w:basedOn w:val="Normal"/>
-    <w:rsid w:val="00AC646E"/>
+    <w:rsid w:val="00EA349A"/>
     <w:pPr>
       <w:numPr>
         <w:numId w:val="2"/>
@@ -8235,7 +8025,7 @@
   <w:style w:type="character" w:styleId="PageNumber">
     <w:name w:val="page number"/>
     <w:basedOn w:val="DefaultParagraphFont"/>
-    <w:rsid w:val="00AC646E"/>
+    <w:rsid w:val="00EA349A"/>
   </w:style>
   <w:style w:type="paragraph" w:customStyle="1" w:styleId="Default">
     <w:name w:val="Default"/>
@@ -8270,7 +8060,7 @@
     <w:uiPriority w:val="39"/>
     <w:unhideWhenUsed/>
     <w:qFormat/>
-    <w:rsid w:val="00AC646E"/>
+    <w:rsid w:val="00EA349A"/>
     <w:pPr>
       <w:keepLines/>
       <w:spacing w:after="0" w:line="259" w:lineRule="auto"/>
@@ -8290,7 +8080,7 @@
     <w:autoRedefine/>
     <w:uiPriority w:val="39"/>
     <w:unhideWhenUsed/>
-    <w:rsid w:val="00AC646E"/>
+    <w:rsid w:val="00EA349A"/>
     <w:pPr>
       <w:spacing w:after="100" w:line="240" w:lineRule="auto"/>
     </w:pPr>
@@ -8302,7 +8092,7 @@
     <w:autoRedefine/>
     <w:uiPriority w:val="39"/>
     <w:unhideWhenUsed/>
-    <w:rsid w:val="00AC646E"/>
+    <w:rsid w:val="00EA349A"/>
     <w:pPr>
       <w:spacing w:after="100" w:line="240" w:lineRule="auto"/>
       <w:ind w:left="202"/>
@@ -8345,7 +8135,7 @@
     <w:autoRedefine/>
     <w:uiPriority w:val="39"/>
     <w:unhideWhenUsed/>
-    <w:rsid w:val="00AC646E"/>
+    <w:rsid w:val="00EA349A"/>
     <w:pPr>
       <w:spacing w:after="100" w:line="240" w:lineRule="auto"/>
       <w:ind w:left="403"/>
@@ -8459,7 +8249,7 @@
     <w:name w:val="Code"/>
     <w:basedOn w:val="Normal"/>
     <w:qFormat/>
-    <w:rsid w:val="00AC646E"/>
+    <w:rsid w:val="00EA349A"/>
     <w:pPr>
       <w:spacing w:before="80" w:line="240" w:lineRule="auto"/>
     </w:pPr>
@@ -8471,7 +8261,7 @@
 </file>
 
 <file path=word/glossary/document.xml><?xml version="1.0" encoding="utf-8"?>
-<w:glossaryDocument xmlns:wpc="http://schemas.microsoft.com/office/word/2010/wordprocessingCanvas" xmlns:cx="http://schemas.microsoft.com/office/drawing/2014/chartex" xmlns:cx1="http://schemas.microsoft.com/office/drawing/2015/9/8/chartex" xmlns:cx2="http://schemas.microsoft.com/office/drawing/2015/10/21/chartex" xmlns:cx3="http://schemas.microsoft.com/office/drawing/2016/5/9/chartex" xmlns:cx4="http://schemas.microsoft.com/office/drawing/2016/5/10/chartex" xmlns:cx5="http://schemas.microsoft.com/office/drawing/2016/5/11/chartex" xmlns:cx6="http://schemas.microsoft.com/office/drawing/2016/5/12/chartex" xmlns:cx7="http://schemas.microsoft.com/office/drawing/2016/5/13/chartex" xmlns:cx8="http://schemas.microsoft.com/office/drawing/2016/5/14/chartex" xmlns:mc="http://schemas.openxmlformats.org/markup-compatibility/2006" xmlns:aink="http://schemas.microsoft.com/office/drawing/2016/ink" xmlns:am3d="http://schemas.microsoft.com/office/drawing/2017/model3d" xmlns:o="urn:schemas-microsoft-com:office:office" xmlns:oel="http://schemas.microsoft.com/office/2019/extlst" xmlns:r="http://schemas.openxmlformats.org/officeDocument/2006/relationships" xmlns:m="http://schemas.openxmlformats.org/officeDocument/2006/math" xmlns:v="urn:schemas-microsoft-com:vml" xmlns:wp14="http://schemas.microsoft.com/office/word/2010/wordprocessingDrawing" xmlns:wp="http://schemas.openxmlformats.org/drawingml/2006/wordprocessingDrawing" xmlns:w10="urn:schemas-microsoft-com:office:word" xmlns:w="http://schemas.openxmlformats.org/wordprocessingml/2006/main" xmlns:w14="http://schemas.microsoft.com/office/word/2010/wordml" xmlns:w15="http://schemas.microsoft.com/office/word/2012/wordml" xmlns:w16cex="http://schemas.microsoft.com/office/word/2018/wordml/cex" xmlns:w16cid="http://schemas.microsoft.com/office/word/2016/wordml/cid" xmlns:w16="http://schemas.microsoft.com/office/word/2018/wordml" xmlns:w16du="http://schemas.microsoft.com/office/word/2023/wordml/word16du" xmlns:w16sdtdh="http://schemas.microsoft.com/office/word/2020/wordml/sdtdatahash" xmlns:w16se="http://schemas.microsoft.com/office/word/2015/wordml/symex" xmlns:wpg="http://schemas.microsoft.com/office/word/2010/wordprocessingGroup" xmlns:wpi="http://schemas.microsoft.com/office/word/2010/wordprocessingInk" xmlns:wne="http://schemas.microsoft.com/office/word/2006/wordml" xmlns:wps="http://schemas.microsoft.com/office/word/2010/wordprocessingShape" mc:Ignorable="w14 w15 w16se w16cid w16 w16cex w16sdtdh w16du wp14">
+<w:glossaryDocument xmlns:wpc="http://schemas.microsoft.com/office/word/2010/wordprocessingCanvas" xmlns:cx="http://schemas.microsoft.com/office/drawing/2014/chartex" xmlns:cx1="http://schemas.microsoft.com/office/drawing/2015/9/8/chartex" xmlns:cx2="http://schemas.microsoft.com/office/drawing/2015/10/21/chartex" xmlns:cx3="http://schemas.microsoft.com/office/drawing/2016/5/9/chartex" xmlns:cx4="http://schemas.microsoft.com/office/drawing/2016/5/10/chartex" xmlns:cx5="http://schemas.microsoft.com/office/drawing/2016/5/11/chartex" xmlns:cx6="http://schemas.microsoft.com/office/drawing/2016/5/12/chartex" xmlns:cx7="http://schemas.microsoft.com/office/drawing/2016/5/13/chartex" xmlns:cx8="http://schemas.microsoft.com/office/drawing/2016/5/14/chartex" xmlns:mc="http://schemas.openxmlformats.org/markup-compatibility/2006" xmlns:aink="http://schemas.microsoft.com/office/drawing/2016/ink" xmlns:am3d="http://schemas.microsoft.com/office/drawing/2017/model3d" xmlns:o="urn:schemas-microsoft-com:office:office" xmlns:oel="http://schemas.microsoft.com/office/2019/extlst" xmlns:r="http://schemas.openxmlformats.org/officeDocument/2006/relationships" xmlns:m="http://schemas.openxmlformats.org/officeDocument/2006/math" xmlns:v="urn:schemas-microsoft-com:vml" xmlns:wp14="http://schemas.microsoft.com/office/word/2010/wordprocessingDrawing" xmlns:wp="http://schemas.openxmlformats.org/drawingml/2006/wordprocessingDrawing" xmlns:w10="urn:schemas-microsoft-com:office:word" xmlns:w="http://schemas.openxmlformats.org/wordprocessingml/2006/main" xmlns:w14="http://schemas.microsoft.com/office/word/2010/wordml" xmlns:w15="http://schemas.microsoft.com/office/word/2012/wordml" xmlns:w16cex="http://schemas.microsoft.com/office/word/2018/wordml/cex" xmlns:w16cid="http://schemas.microsoft.com/office/word/2016/wordml/cid" xmlns:w16="http://schemas.microsoft.com/office/word/2018/wordml" xmlns:w16du="http://schemas.microsoft.com/office/word/2023/wordml/word16du" xmlns:w16sdtdh="http://schemas.microsoft.com/office/word/2020/wordml/sdtdatahash" xmlns:w16sdtfl="http://schemas.microsoft.com/office/word/2024/wordml/sdtformatlock" xmlns:w16se="http://schemas.microsoft.com/office/word/2015/wordml/symex" xmlns:wpg="http://schemas.microsoft.com/office/word/2010/wordprocessingGroup" xmlns:wpi="http://schemas.microsoft.com/office/word/2010/wordprocessingInk" xmlns:wne="http://schemas.microsoft.com/office/word/2006/wordml" xmlns:wps="http://schemas.microsoft.com/office/word/2010/wordprocessingShape" mc:Ignorable="w14 w15 w16se w16cid w16 w16cex w16sdtdh w16sdtfl w16du wp14">
   <w:docParts>
     <w:docPart>
       <w:docPartPr>
@@ -8797,7 +8587,7 @@
 </file>
 
 <file path=word/glossary/fontTable.xml><?xml version="1.0" encoding="utf-8"?>
-<w:fonts xmlns:mc="http://schemas.openxmlformats.org/markup-compatibility/2006" xmlns:r="http://schemas.openxmlformats.org/officeDocument/2006/relationships" xmlns:w="http://schemas.openxmlformats.org/wordprocessingml/2006/main" xmlns:w14="http://schemas.microsoft.com/office/word/2010/wordml" xmlns:w15="http://schemas.microsoft.com/office/word/2012/wordml" xmlns:w16cex="http://schemas.microsoft.com/office/word/2018/wordml/cex" xmlns:w16cid="http://schemas.microsoft.com/office/word/2016/wordml/cid" xmlns:w16="http://schemas.microsoft.com/office/word/2018/wordml" xmlns:w16du="http://schemas.microsoft.com/office/word/2023/wordml/word16du" xmlns:w16sdtdh="http://schemas.microsoft.com/office/word/2020/wordml/sdtdatahash" xmlns:w16se="http://schemas.microsoft.com/office/word/2015/wordml/symex" mc:Ignorable="w14 w15 w16se w16cid w16 w16cex w16sdtdh w16du">
+<w:fonts xmlns:mc="http://schemas.openxmlformats.org/markup-compatibility/2006" xmlns:r="http://schemas.openxmlformats.org/officeDocument/2006/relationships" xmlns:w="http://schemas.openxmlformats.org/wordprocessingml/2006/main" xmlns:w14="http://schemas.microsoft.com/office/word/2010/wordml" xmlns:w15="http://schemas.microsoft.com/office/word/2012/wordml" xmlns:w16cex="http://schemas.microsoft.com/office/word/2018/wordml/cex" xmlns:w16cid="http://schemas.microsoft.com/office/word/2016/wordml/cid" xmlns:w16="http://schemas.microsoft.com/office/word/2018/wordml" xmlns:w16du="http://schemas.microsoft.com/office/word/2023/wordml/word16du" xmlns:w16sdtdh="http://schemas.microsoft.com/office/word/2020/wordml/sdtdatahash" xmlns:w16sdtfl="http://schemas.microsoft.com/office/word/2024/wordml/sdtformatlock" xmlns:w16se="http://schemas.microsoft.com/office/word/2015/wordml/symex" mc:Ignorable="w14 w15 w16se w16cid w16 w16cex w16sdtdh w16sdtfl w16du">
   <w:font w:name="Times New Roman">
     <w:panose1 w:val="02020603050405020304"/>
     <w:charset w:val="00"/>
@@ -8838,7 +8628,7 @@
     <w:charset w:val="00"/>
     <w:family w:val="swiss"/>
     <w:pitch w:val="variable"/>
-    <w:sig w:usb0="E4002EFF" w:usb1="C000247B" w:usb2="00000009" w:usb3="00000000" w:csb0="000001FF" w:csb1="00000000"/>
+    <w:sig w:usb0="E4002EFF" w:usb1="C200247B" w:usb2="00000009" w:usb3="00000000" w:csb0="000001FF" w:csb1="00000000"/>
   </w:font>
   <w:font w:name="Wingdings">
     <w:panose1 w:val="05000000000000000000"/>
@@ -8852,7 +8642,7 @@
     <w:charset w:val="00"/>
     <w:family w:val="swiss"/>
     <w:pitch w:val="variable"/>
-    <w:sig w:usb0="E4002EFF" w:usb1="C000247B" w:usb2="00000009" w:usb3="00000000" w:csb0="000001FF" w:csb1="00000000"/>
+    <w:sig w:usb0="E4002EFF" w:usb1="C200247B" w:usb2="00000009" w:usb3="00000000" w:csb0="000001FF" w:csb1="00000000"/>
   </w:font>
   <w:font w:name="Aptos">
     <w:charset w:val="00"/>
@@ -8870,7 +8660,7 @@
 </file>
 
 <file path=word/glossary/settings.xml><?xml version="1.0" encoding="utf-8"?>
-<w:settings xmlns:mc="http://schemas.openxmlformats.org/markup-compatibility/2006" xmlns:o="urn:schemas-microsoft-com:office:office" xmlns:r="http://schemas.openxmlformats.org/officeDocument/2006/relationships" xmlns:m="http://schemas.openxmlformats.org/officeDocument/2006/math" xmlns:v="urn:schemas-microsoft-com:vml" xmlns:w10="urn:schemas-microsoft-com:office:word" xmlns:w="http://schemas.openxmlformats.org/wordprocessingml/2006/main" xmlns:w14="http://schemas.microsoft.com/office/word/2010/wordml" xmlns:w15="http://schemas.microsoft.com/office/word/2012/wordml" xmlns:w16cex="http://schemas.microsoft.com/office/word/2018/wordml/cex" xmlns:w16cid="http://schemas.microsoft.com/office/word/2016/wordml/cid" xmlns:w16="http://schemas.microsoft.com/office/word/2018/wordml" xmlns:w16du="http://schemas.microsoft.com/office/word/2023/wordml/word16du" xmlns:w16sdtdh="http://schemas.microsoft.com/office/word/2020/wordml/sdtdatahash" xmlns:w16se="http://schemas.microsoft.com/office/word/2015/wordml/symex" xmlns:sl="http://schemas.openxmlformats.org/schemaLibrary/2006/main" mc:Ignorable="w14 w15 w16se w16cid w16 w16cex w16sdtdh w16du">
+<w:settings xmlns:mc="http://schemas.openxmlformats.org/markup-compatibility/2006" xmlns:o="urn:schemas-microsoft-com:office:office" xmlns:r="http://schemas.openxmlformats.org/officeDocument/2006/relationships" xmlns:m="http://schemas.openxmlformats.org/officeDocument/2006/math" xmlns:v="urn:schemas-microsoft-com:vml" xmlns:w10="urn:schemas-microsoft-com:office:word" xmlns:w="http://schemas.openxmlformats.org/wordprocessingml/2006/main" xmlns:w14="http://schemas.microsoft.com/office/word/2010/wordml" xmlns:w15="http://schemas.microsoft.com/office/word/2012/wordml" xmlns:w16cex="http://schemas.microsoft.com/office/word/2018/wordml/cex" xmlns:w16cid="http://schemas.microsoft.com/office/word/2016/wordml/cid" xmlns:w16="http://schemas.microsoft.com/office/word/2018/wordml" xmlns:w16du="http://schemas.microsoft.com/office/word/2023/wordml/word16du" xmlns:w16sdtdh="http://schemas.microsoft.com/office/word/2020/wordml/sdtdatahash" xmlns:w16sdtfl="http://schemas.microsoft.com/office/word/2024/wordml/sdtformatlock" xmlns:w16se="http://schemas.microsoft.com/office/word/2015/wordml/symex" xmlns:sl="http://schemas.openxmlformats.org/schemaLibrary/2006/main" mc:Ignorable="w14 w15 w16se w16cid w16 w16cex w16sdtdh w16sdtfl w16du">
   <w:view w:val="normal"/>
   <w:defaultTabStop w:val="720"/>
   <w:characterSpacingControl w:val="doNotCompress"/>
@@ -8897,6 +8687,7 @@
     <w:rsid w:val="00731A08"/>
     <w:rsid w:val="00803E20"/>
     <w:rsid w:val="00905D45"/>
+    <w:rsid w:val="00963BC2"/>
     <w:rsid w:val="00AD7E2B"/>
     <w:rsid w:val="00BF3D7E"/>
     <w:rsid w:val="00C2333B"/>
@@ -8930,7 +8721,7 @@
 </file>
 
 <file path=word/glossary/styles.xml><?xml version="1.0" encoding="utf-8"?>
-<w:styles xmlns:mc="http://schemas.openxmlformats.org/markup-compatibility/2006" xmlns:r="http://schemas.openxmlformats.org/officeDocument/2006/relationships" xmlns:w="http://schemas.openxmlformats.org/wordprocessingml/2006/main" xmlns:w14="http://schemas.microsoft.com/office/word/2010/wordml" xmlns:w15="http://schemas.microsoft.com/office/word/2012/wordml" xmlns:w16cex="http://schemas.microsoft.com/office/word/2018/wordml/cex" xmlns:w16cid="http://schemas.microsoft.com/office/word/2016/wordml/cid" xmlns:w16="http://schemas.microsoft.com/office/word/2018/wordml" xmlns:w16du="http://schemas.microsoft.com/office/word/2023/wordml/word16du" xmlns:w16sdtdh="http://schemas.microsoft.com/office/word/2020/wordml/sdtdatahash" xmlns:w16se="http://schemas.microsoft.com/office/word/2015/wordml/symex" mc:Ignorable="w14 w15 w16se w16cid w16 w16cex w16sdtdh w16du">
+<w:styles xmlns:mc="http://schemas.openxmlformats.org/markup-compatibility/2006" xmlns:r="http://schemas.openxmlformats.org/officeDocument/2006/relationships" xmlns:w="http://schemas.openxmlformats.org/wordprocessingml/2006/main" xmlns:w14="http://schemas.microsoft.com/office/word/2010/wordml" xmlns:w15="http://schemas.microsoft.com/office/word/2012/wordml" xmlns:w16cex="http://schemas.microsoft.com/office/word/2018/wordml/cex" xmlns:w16cid="http://schemas.microsoft.com/office/word/2016/wordml/cid" xmlns:w16="http://schemas.microsoft.com/office/word/2018/wordml" xmlns:w16du="http://schemas.microsoft.com/office/word/2023/wordml/word16du" xmlns:w16sdtdh="http://schemas.microsoft.com/office/word/2020/wordml/sdtdatahash" xmlns:w16sdtfl="http://schemas.microsoft.com/office/word/2024/wordml/sdtformatlock" xmlns:w16se="http://schemas.microsoft.com/office/word/2015/wordml/symex" mc:Ignorable="w14 w15 w16se w16cid w16 w16cex w16sdtdh w16sdtfl w16du">
   <w:docDefaults>
     <w:rPrDefault>
       <w:rPr>
@@ -9398,91 +9189,9 @@
     <w:name w:val="8714E620A27A40EF91B6BCEE0BACFD0A"/>
     <w:rsid w:val="00BF3D7E"/>
   </w:style>
-  <w:style w:type="paragraph" w:customStyle="1" w:styleId="B910AF1724D74EAE9E89EF532F059000">
-    <w:name w:val="B910AF1724D74EAE9E89EF532F059000"/>
-    <w:rsid w:val="00BF3D7E"/>
-  </w:style>
   <w:style w:type="paragraph" w:customStyle="1" w:styleId="041BBE799727419889B9AA71B3C5DD94">
     <w:name w:val="041BBE799727419889B9AA71B3C5DD94"/>
     <w:rsid w:val="00C6229B"/>
-  </w:style>
-  <w:style w:type="paragraph" w:customStyle="1" w:styleId="12D6B61CA72B4122892274031E34DB1C">
-    <w:name w:val="12D6B61CA72B4122892274031E34DB1C"/>
-    <w:rsid w:val="00F75205"/>
-    <w:pPr>
-      <w:spacing w:line="278" w:lineRule="auto"/>
-    </w:pPr>
-    <w:rPr>
-      <w:kern w:val="2"/>
-      <w:sz w:val="24"/>
-      <w:szCs w:val="24"/>
-      <w14:ligatures w14:val="standardContextual"/>
-    </w:rPr>
-  </w:style>
-  <w:style w:type="paragraph" w:customStyle="1" w:styleId="73179D941FA840C793E03B091B5E80F9">
-    <w:name w:val="73179D941FA840C793E03B091B5E80F9"/>
-    <w:rsid w:val="00F75205"/>
-    <w:pPr>
-      <w:spacing w:line="278" w:lineRule="auto"/>
-    </w:pPr>
-    <w:rPr>
-      <w:kern w:val="2"/>
-      <w:sz w:val="24"/>
-      <w:szCs w:val="24"/>
-      <w14:ligatures w14:val="standardContextual"/>
-    </w:rPr>
-  </w:style>
-  <w:style w:type="paragraph" w:customStyle="1" w:styleId="5E793C47151F481CB9E573F2E32FD07F">
-    <w:name w:val="5E793C47151F481CB9E573F2E32FD07F"/>
-    <w:rsid w:val="00F75205"/>
-    <w:pPr>
-      <w:spacing w:line="278" w:lineRule="auto"/>
-    </w:pPr>
-    <w:rPr>
-      <w:kern w:val="2"/>
-      <w:sz w:val="24"/>
-      <w:szCs w:val="24"/>
-      <w14:ligatures w14:val="standardContextual"/>
-    </w:rPr>
-  </w:style>
-  <w:style w:type="paragraph" w:customStyle="1" w:styleId="398EEB46696D4A899C80D197C68BD85D">
-    <w:name w:val="398EEB46696D4A899C80D197C68BD85D"/>
-    <w:rsid w:val="00F75205"/>
-    <w:pPr>
-      <w:spacing w:line="278" w:lineRule="auto"/>
-    </w:pPr>
-    <w:rPr>
-      <w:kern w:val="2"/>
-      <w:sz w:val="24"/>
-      <w:szCs w:val="24"/>
-      <w14:ligatures w14:val="standardContextual"/>
-    </w:rPr>
-  </w:style>
-  <w:style w:type="paragraph" w:customStyle="1" w:styleId="D1CD8651BA7A4D339DF871D45AC6292A">
-    <w:name w:val="D1CD8651BA7A4D339DF871D45AC6292A"/>
-    <w:rsid w:val="00F75205"/>
-    <w:pPr>
-      <w:spacing w:line="278" w:lineRule="auto"/>
-    </w:pPr>
-    <w:rPr>
-      <w:kern w:val="2"/>
-      <w:sz w:val="24"/>
-      <w:szCs w:val="24"/>
-      <w14:ligatures w14:val="standardContextual"/>
-    </w:rPr>
-  </w:style>
-  <w:style w:type="paragraph" w:customStyle="1" w:styleId="79128B7212374239BE1B3A23F68949EE">
-    <w:name w:val="79128B7212374239BE1B3A23F68949EE"/>
-    <w:rsid w:val="00F75205"/>
-    <w:pPr>
-      <w:spacing w:line="278" w:lineRule="auto"/>
-    </w:pPr>
-    <w:rPr>
-      <w:kern w:val="2"/>
-      <w:sz w:val="24"/>
-      <w:szCs w:val="24"/>
-      <w14:ligatures w14:val="standardContextual"/>
-    </w:rPr>
   </w:style>
   <w:style w:type="paragraph" w:customStyle="1" w:styleId="7AC3981AAD5046979A95CBDC440921FD">
     <w:name w:val="7AC3981AAD5046979A95CBDC440921FD"/>
@@ -9501,7 +9210,7 @@
 </file>
 
 <file path=word/glossary/webSettings.xml><?xml version="1.0" encoding="utf-8"?>
-<w:webSettings xmlns:mc="http://schemas.openxmlformats.org/markup-compatibility/2006" xmlns:r="http://schemas.openxmlformats.org/officeDocument/2006/relationships" xmlns:w="http://schemas.openxmlformats.org/wordprocessingml/2006/main" xmlns:w14="http://schemas.microsoft.com/office/word/2010/wordml" xmlns:w15="http://schemas.microsoft.com/office/word/2012/wordml" xmlns:w16cex="http://schemas.microsoft.com/office/word/2018/wordml/cex" xmlns:w16cid="http://schemas.microsoft.com/office/word/2016/wordml/cid" xmlns:w16="http://schemas.microsoft.com/office/word/2018/wordml" xmlns:w16du="http://schemas.microsoft.com/office/word/2023/wordml/word16du" xmlns:w16sdtdh="http://schemas.microsoft.com/office/word/2020/wordml/sdtdatahash" xmlns:w16se="http://schemas.microsoft.com/office/word/2015/wordml/symex" mc:Ignorable="w14 w15 w16se w16cid w16 w16cex w16sdtdh w16du">
+<w:webSettings xmlns:mc="http://schemas.openxmlformats.org/markup-compatibility/2006" xmlns:r="http://schemas.openxmlformats.org/officeDocument/2006/relationships" xmlns:w="http://schemas.openxmlformats.org/wordprocessingml/2006/main" xmlns:w14="http://schemas.microsoft.com/office/word/2010/wordml" xmlns:w15="http://schemas.microsoft.com/office/word/2012/wordml" xmlns:w16cex="http://schemas.microsoft.com/office/word/2018/wordml/cex" xmlns:w16cid="http://schemas.microsoft.com/office/word/2016/wordml/cid" xmlns:w16="http://schemas.microsoft.com/office/word/2018/wordml" xmlns:w16du="http://schemas.microsoft.com/office/word/2023/wordml/word16du" xmlns:w16sdtdh="http://schemas.microsoft.com/office/word/2020/wordml/sdtdatahash" xmlns:w16sdtfl="http://schemas.microsoft.com/office/word/2024/wordml/sdtformatlock" xmlns:w16se="http://schemas.microsoft.com/office/word/2015/wordml/symex" mc:Ignorable="w14 w15 w16se w16cid w16 w16cex w16sdtdh w16sdtfl w16du">
   <w:optimizeForBrowser/>
   <w:allowPNG/>
 </w:webSettings>
